--- a/templates/PSA(with marketing).docx
+++ b/templates/PSA(with marketing).docx
@@ -1,6 +1,6 @@
 
 <file path=word/document.xml><?xml version="1.0" encoding="utf-8"?>
-<w:document xmlns:wpc="http://schemas.microsoft.com/office/word/2010/wordprocessingCanvas" xmlns:cx="http://schemas.microsoft.com/office/drawing/2014/chartex" xmlns:cx1="http://schemas.microsoft.com/office/drawing/2015/9/8/chartex" xmlns:cx2="http://schemas.microsoft.com/office/drawing/2015/10/21/chartex" xmlns:cx3="http://schemas.microsoft.com/office/drawing/2016/5/9/chartex" xmlns:cx4="http://schemas.microsoft.com/office/drawing/2016/5/10/chartex" xmlns:cx5="http://schemas.microsoft.com/office/drawing/2016/5/11/chartex" xmlns:cx6="http://schemas.microsoft.com/office/drawing/2016/5/12/chartex" xmlns:cx7="http://schemas.microsoft.com/office/drawing/2016/5/13/chartex" xmlns:cx8="http://schemas.microsoft.com/office/drawing/2016/5/14/chartex" xmlns:mc="http://schemas.openxmlformats.org/markup-compatibility/2006" xmlns:m="http://schemas.openxmlformats.org/officeDocument/2006/math" xmlns:aink="http://schemas.microsoft.com/office/drawing/2016/ink" xmlns:am3d="http://schemas.microsoft.com/office/drawing/2017/model3d" xmlns:oel="http://schemas.microsoft.com/office/2019/extlst" xmlns:r="http://schemas.openxmlformats.org/officeDocument/2006/relationships" xmlns:wp14="http://schemas.microsoft.com/office/word/2010/wordprocessingDrawing" xmlns:wp="http://schemas.openxmlformats.org/drawingml/2006/wordprocessingDrawing" xmlns:wpg="http://schemas.microsoft.com/office/word/2010/wordprocessingGroup" xmlns:wpi="http://schemas.microsoft.com/office/word/2010/wordprocessingInk" xmlns:wps="http://schemas.microsoft.com/office/word/2010/wordprocessingShape" xmlns:o="urn:schemas-microsoft-com:office:office" xmlns:v="urn:schemas-microsoft-com:vml" xmlns:w10="urn:schemas-microsoft-com:office:word" xmlns:w="http://schemas.openxmlformats.org/wordprocessingml/2006/main" xmlns:w14="http://schemas.microsoft.com/office/word/2010/wordml" xmlns:w15="http://schemas.microsoft.com/office/word/2012/wordml" xmlns:w16cei="http://schemas.microsoft.com/office/word/2026/wordml/cei" xmlns:w16cex="http://schemas.microsoft.com/office/word/2018/wordml/cex" xmlns:w16cid="http://schemas.microsoft.com/office/word/2016/wordml/cid" xmlns:w16="http://schemas.microsoft.com/office/word/2018/wordml" xmlns:w16sdtdh="http://schemas.microsoft.com/office/word/2020/wordml/sdtdatahash" xmlns:w16sdtfl="http://schemas.microsoft.com/office/word/2024/wordml/sdtformatlock" xmlns:w16se="http://schemas.microsoft.com/office/word/2015/wordml/symex" xmlns:w16du="http://schemas.microsoft.com/office/word/2023/wordml/word16du" xmlns:wne="http://schemas.microsoft.com/office/word/2006/wordml" mc:Ignorable="w14 w15 w16se w16cid w16 w16cex w16sdtdh w16sdtfl w16du wp14">
+<w:document xmlns:a="http://schemas.openxmlformats.org/drawingml/2006/main" xmlns:mc="http://schemas.openxmlformats.org/markup-compatibility/2006" xmlns:ns11="urn:schemas-microsoft-com:office:word" xmlns:ns7="http://schemas.microsoft.com/office/word/2010/wordprocessingShape" xmlns:ns8="http://schemas.microsoft.com/office/drawing/2010/main" xmlns:o="urn:schemas-microsoft-com:office:office" xmlns:r="http://schemas.openxmlformats.org/officeDocument/2006/relationships" xmlns:v="urn:schemas-microsoft-com:vml" xmlns:w="http://schemas.openxmlformats.org/wordprocessingml/2006/main" xmlns:w14="http://schemas.microsoft.com/office/word/2010/wordml" xmlns:wp="http://schemas.openxmlformats.org/drawingml/2006/wordprocessingDrawing" xmlns:wp14="http://schemas.microsoft.com/office/word/2010/wordprocessingDrawing" mc:Ignorable="w14 w15 w16se w16cid w16 w16cex w16sdtdh w16sdtfl w16du wp14">
   <w:body>
     <w:p>
       <w:pPr>
@@ -108,7 +108,7 @@
           <w:sz w:val="20"/>
           <w:u w:val="single"/>
         </w:rPr>
-        <w:t>Same Day Home Solutions</w:t>
+        <w:t>{{COMPANY_NAME}}</w:t>
       </w:r>
       <w:r>
         <w:rPr>
@@ -5672,15 +5672,15 @@
                 <wp:wrapTopAndBottom/>
                 <wp:docPr id="988487563" name="docshape4"/>
                 <wp:cNvGraphicFramePr>
-                  <a:graphicFrameLocks xmlns:a="http://schemas.openxmlformats.org/drawingml/2006/main"/>
+                  <a:graphicFrameLocks/>
                 </wp:cNvGraphicFramePr>
-                <a:graphic xmlns:a="http://schemas.openxmlformats.org/drawingml/2006/main">
+                <a:graphic>
                   <a:graphicData uri="http://schemas.microsoft.com/office/word/2010/wordprocessingShape">
-                    <wps:wsp>
-                      <wps:cNvSpPr>
+                    <ns7:wsp>
+                      <ns7:cNvSpPr>
                         <a:spLocks/>
-                      </wps:cNvSpPr>
-                      <wps:spPr bwMode="auto">
+                      </ns7:cNvSpPr>
+                      <ns7:spPr bwMode="auto">
                         <a:xfrm>
                           <a:off x="0" y="0"/>
                           <a:ext cx="5904865" cy="1270"/>
@@ -5726,18 +5726,18 @@
                         </a:ln>
                         <a:extLst>
                           <a:ext uri="{909E8E84-426E-40DD-AFC4-6F175D3DCCD1}">
-                            <a14:hiddenFill xmlns:a14="http://schemas.microsoft.com/office/drawing/2010/main">
+                            <ns8:hiddenFill>
                               <a:solidFill>
                                 <a:srgbClr val="FFFFFF"/>
                               </a:solidFill>
-                            </a14:hiddenFill>
+                            </ns8:hiddenFill>
                           </a:ext>
                         </a:extLst>
-                      </wps:spPr>
-                      <wps:bodyPr rot="0" vert="horz" wrap="square" lIns="91440" tIns="45720" rIns="91440" bIns="45720" anchor="t" anchorCtr="0" upright="1">
+                      </ns7:spPr>
+                      <ns7:bodyPr rot="0" vert="horz" wrap="square" lIns="91440" tIns="45720" rIns="91440" bIns="45720" anchor="t" anchorCtr="0" upright="1">
                         <a:noAutofit/>
-                      </wps:bodyPr>
-                    </wps:wsp>
+                      </ns7:bodyPr>
+                    </ns7:wsp>
                   </a:graphicData>
                 </a:graphic>
                 <wp14:sizeRelH relativeFrom="page">
@@ -5753,7 +5753,7 @@
             <w:pict>
               <v:shape w14:anchorId="14AE6903" id="docshape4" o:spid="_x0000_s1026" style="position:absolute;margin-left:1in;margin-top:28.6pt;width:464.95pt;height:.1pt;z-index:-15728640;visibility:visible;mso-wrap-style:square;mso-width-percent:0;mso-height-percent:0;mso-wrap-distance-left:0;mso-wrap-distance-top:0;mso-wrap-distance-right:0;mso-wrap-distance-bottom:0;mso-position-horizontal:absolute;mso-position-horizontal-relative:page;mso-position-vertical:absolute;mso-position-vertical-relative:text;mso-width-percent:0;mso-height-percent:0;mso-width-relative:page;mso-height-relative:page;v-text-anchor:top" coordsize="9299,1270" o:gfxdata="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" path="m,l9299,e" filled="f" strokeweight=".14433mm">
                 <v:path arrowok="t" o:connecttype="custom" o:connectlocs="0,0;5904865,0" o:connectangles="0,0"/>
-                <w10:wrap type="topAndBottom" anchorx="page"/>
+                <ns11:wrap type="topAndBottom" anchorx="page"/>
               </v:shape>
             </w:pict>
           </mc:Fallback>
@@ -5779,15 +5779,15 @@
                 <wp:wrapTopAndBottom/>
                 <wp:docPr id="891333302" name="docshape5"/>
                 <wp:cNvGraphicFramePr>
-                  <a:graphicFrameLocks xmlns:a="http://schemas.openxmlformats.org/drawingml/2006/main"/>
+                  <a:graphicFrameLocks/>
                 </wp:cNvGraphicFramePr>
-                <a:graphic xmlns:a="http://schemas.openxmlformats.org/drawingml/2006/main">
+                <a:graphic>
                   <a:graphicData uri="http://schemas.microsoft.com/office/word/2010/wordprocessingShape">
-                    <wps:wsp>
-                      <wps:cNvSpPr>
+                    <ns7:wsp>
+                      <ns7:cNvSpPr>
                         <a:spLocks/>
-                      </wps:cNvSpPr>
-                      <wps:spPr bwMode="auto">
+                      </ns7:cNvSpPr>
+                      <ns7:spPr bwMode="auto">
                         <a:xfrm>
                           <a:off x="0" y="0"/>
                           <a:ext cx="5904865" cy="1270"/>
@@ -5833,18 +5833,18 @@
                         </a:ln>
                         <a:extLst>
                           <a:ext uri="{909E8E84-426E-40DD-AFC4-6F175D3DCCD1}">
-                            <a14:hiddenFill xmlns:a14="http://schemas.microsoft.com/office/drawing/2010/main">
+                            <ns8:hiddenFill>
                               <a:solidFill>
                                 <a:srgbClr val="FFFFFF"/>
                               </a:solidFill>
-                            </a14:hiddenFill>
+                            </ns8:hiddenFill>
                           </a:ext>
                         </a:extLst>
-                      </wps:spPr>
-                      <wps:bodyPr rot="0" vert="horz" wrap="square" lIns="91440" tIns="45720" rIns="91440" bIns="45720" anchor="t" anchorCtr="0" upright="1">
+                      </ns7:spPr>
+                      <ns7:bodyPr rot="0" vert="horz" wrap="square" lIns="91440" tIns="45720" rIns="91440" bIns="45720" anchor="t" anchorCtr="0" upright="1">
                         <a:noAutofit/>
-                      </wps:bodyPr>
-                    </wps:wsp>
+                      </ns7:bodyPr>
+                    </ns7:wsp>
                   </a:graphicData>
                 </a:graphic>
                 <wp14:sizeRelH relativeFrom="page">
@@ -5860,7 +5860,7 @@
             <w:pict>
               <v:shape w14:anchorId="55449C4E" id="docshape5" o:spid="_x0000_s1026" style="position:absolute;margin-left:1in;margin-top:40.15pt;width:464.95pt;height:.1pt;z-index:-15728128;visibility:visible;mso-wrap-style:square;mso-width-percent:0;mso-height-percent:0;mso-wrap-distance-left:0;mso-wrap-distance-top:0;mso-wrap-distance-right:0;mso-wrap-distance-bottom:0;mso-position-horizontal:absolute;mso-position-horizontal-relative:page;mso-position-vertical:absolute;mso-position-vertical-relative:text;mso-width-percent:0;mso-height-percent:0;mso-width-relative:page;mso-height-relative:page;v-text-anchor:top" coordsize="9299,1270" o:gfxdata="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" path="m,l9299,e" filled="f" strokeweight=".14433mm">
                 <v:path arrowok="t" o:connecttype="custom" o:connectlocs="0,0;5904865,0" o:connectangles="0,0"/>
-                <w10:wrap type="topAndBottom" anchorx="page"/>
+                <ns11:wrap type="topAndBottom" anchorx="page"/>
               </v:shape>
             </w:pict>
           </mc:Fallback>
@@ -5886,15 +5886,15 @@
                 <wp:wrapTopAndBottom/>
                 <wp:docPr id="1998185470" name="docshape6"/>
                 <wp:cNvGraphicFramePr>
-                  <a:graphicFrameLocks xmlns:a="http://schemas.openxmlformats.org/drawingml/2006/main"/>
+                  <a:graphicFrameLocks/>
                 </wp:cNvGraphicFramePr>
-                <a:graphic xmlns:a="http://schemas.openxmlformats.org/drawingml/2006/main">
+                <a:graphic>
                   <a:graphicData uri="http://schemas.microsoft.com/office/word/2010/wordprocessingShape">
-                    <wps:wsp>
-                      <wps:cNvSpPr>
+                    <ns7:wsp>
+                      <ns7:cNvSpPr>
                         <a:spLocks/>
-                      </wps:cNvSpPr>
-                      <wps:spPr bwMode="auto">
+                      </ns7:cNvSpPr>
+                      <ns7:spPr bwMode="auto">
                         <a:xfrm>
                           <a:off x="0" y="0"/>
                           <a:ext cx="5904865" cy="1270"/>
@@ -5940,18 +5940,18 @@
                         </a:ln>
                         <a:extLst>
                           <a:ext uri="{909E8E84-426E-40DD-AFC4-6F175D3DCCD1}">
-                            <a14:hiddenFill xmlns:a14="http://schemas.microsoft.com/office/drawing/2010/main">
+                            <ns8:hiddenFill>
                               <a:solidFill>
                                 <a:srgbClr val="FFFFFF"/>
                               </a:solidFill>
-                            </a14:hiddenFill>
+                            </ns8:hiddenFill>
                           </a:ext>
                         </a:extLst>
-                      </wps:spPr>
-                      <wps:bodyPr rot="0" vert="horz" wrap="square" lIns="91440" tIns="45720" rIns="91440" bIns="45720" anchor="t" anchorCtr="0" upright="1">
+                      </ns7:spPr>
+                      <ns7:bodyPr rot="0" vert="horz" wrap="square" lIns="91440" tIns="45720" rIns="91440" bIns="45720" anchor="t" anchorCtr="0" upright="1">
                         <a:noAutofit/>
-                      </wps:bodyPr>
-                    </wps:wsp>
+                      </ns7:bodyPr>
+                    </ns7:wsp>
                   </a:graphicData>
                 </a:graphic>
                 <wp14:sizeRelH relativeFrom="page">
@@ -5967,7 +5967,7 @@
             <w:pict>
               <v:shape w14:anchorId="131E24B6" id="docshape6" o:spid="_x0000_s1026" style="position:absolute;margin-left:1in;margin-top:51.65pt;width:464.95pt;height:.1pt;z-index:-15727616;visibility:visible;mso-wrap-style:square;mso-width-percent:0;mso-height-percent:0;mso-wrap-distance-left:0;mso-wrap-distance-top:0;mso-wrap-distance-right:0;mso-wrap-distance-bottom:0;mso-position-horizontal:absolute;mso-position-horizontal-relative:page;mso-position-vertical:absolute;mso-position-vertical-relative:text;mso-width-percent:0;mso-height-percent:0;mso-width-relative:page;mso-height-relative:page;v-text-anchor:top" coordsize="9299,1270" o:gfxdata="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" path="m,l9299,e" filled="f" strokeweight=".14433mm">
                 <v:path arrowok="t" o:connecttype="custom" o:connectlocs="0,0;5904865,0" o:connectangles="0,0"/>
-                <w10:wrap type="topAndBottom" anchorx="page"/>
+                <ns11:wrap type="topAndBottom" anchorx="page"/>
               </v:shape>
             </w:pict>
           </mc:Fallback>

--- a/templates/PSA(with marketing).docx
+++ b/templates/PSA(with marketing).docx
@@ -1,8 +1,8 @@
 
 <file path=word/document.xml><?xml version="1.0" encoding="utf-8"?>
-<w:document xmlns:a="http://schemas.openxmlformats.org/drawingml/2006/main" xmlns:mc="http://schemas.openxmlformats.org/markup-compatibility/2006" xmlns:ns11="urn:schemas-microsoft-com:office:word" xmlns:ns7="http://schemas.microsoft.com/office/word/2010/wordprocessingShape" xmlns:ns8="http://schemas.microsoft.com/office/drawing/2010/main" xmlns:o="urn:schemas-microsoft-com:office:office" xmlns:r="http://schemas.openxmlformats.org/officeDocument/2006/relationships" xmlns:v="urn:schemas-microsoft-com:vml" xmlns:w="http://schemas.openxmlformats.org/wordprocessingml/2006/main" xmlns:w14="http://schemas.microsoft.com/office/word/2010/wordml" xmlns:wp="http://schemas.openxmlformats.org/drawingml/2006/wordprocessingDrawing" xmlns:wp14="http://schemas.microsoft.com/office/word/2010/wordprocessingDrawing" mc:Ignorable="w14 w15 w16se w16cid w16 w16cex w16sdtdh w16sdtfl w16du wp14">
+<w:document xmlns:ns1="http://schemas.openxmlformats.org/markup-compatibility/2006" xmlns:ns10="urn:schemas-microsoft-com:office:office" xmlns:ns11="urn:schemas-microsoft-com:office:word" xmlns:ns2="http://schemas.microsoft.com/office/word/2010/wordml" xmlns:ns3="http://schemas.openxmlformats.org/officeDocument/2006/relationships" xmlns:ns4="http://schemas.openxmlformats.org/drawingml/2006/wordprocessingDrawing" xmlns:ns5="http://schemas.microsoft.com/office/word/2010/wordprocessingDrawing" xmlns:ns6="http://schemas.openxmlformats.org/drawingml/2006/main" xmlns:ns7="http://schemas.microsoft.com/office/word/2010/wordprocessingShape" xmlns:ns8="http://schemas.microsoft.com/office/drawing/2010/main" xmlns:ns9="urn:schemas-microsoft-com:vml" xmlns:w="http://schemas.openxmlformats.org/wordprocessingml/2006/main" ns1:Ignorable="w14 w15 w16se w16cid w16 w16cex w16sdtdh w16sdtfl w16du wp14">
   <w:body>
-    <w:p>
+    <w:p ns2:paraId="14D3DFE6" ns2:textId="77777777">
       <w:pPr>
         <w:pStyle w:val="Heading1"/>
       </w:pPr>
@@ -49,7 +49,7 @@
         <w:t>ESTATE</w:t>
       </w:r>
     </w:p>
-    <w:p>
+    <w:p ns2:paraId="64AAA721" ns2:textId="63A79815">
       <w:pPr>
         <w:spacing w:before="104" w:line="247" w:lineRule="auto"/>
         <w:ind w:left="369" w:right="350" w:hanging="10"/>
@@ -116,7 +116,7 @@
           <w:sz w:val="20"/>
           <w:u w:val="single"/>
         </w:rPr>
-        <w:t xml:space="preserve"> LLC</w:t>
+        <w:t xml:space="preserve"/>
       </w:r>
       <w:r>
         <w:rPr>
@@ -140,13 +140,13 @@
         <w:t>to as the “Parties”.</w:t>
       </w:r>
     </w:p>
-    <w:p>
+    <w:p ns2:paraId="2635F08D" ns2:textId="77777777">
       <w:pPr>
         <w:pStyle w:val="BodyText"/>
         <w:spacing w:before="22"/>
       </w:pPr>
     </w:p>
-    <w:p>
+    <w:p ns2:paraId="7E5A079E" ns2:textId="77777777">
       <w:pPr>
         <w:pStyle w:val="BodyText"/>
         <w:ind w:left="360"/>
@@ -289,13 +289,13 @@
         <w:t>of:</w:t>
       </w:r>
     </w:p>
-    <w:p>
+    <w:p ns2:paraId="5EE333A7" ns2:textId="77777777">
       <w:pPr>
         <w:pStyle w:val="BodyText"/>
         <w:spacing w:before="34"/>
       </w:pPr>
     </w:p>
-    <w:p>
+    <w:p ns2:paraId="4D41863A" ns2:textId="2E90023A">
       <w:pPr>
         <w:pStyle w:val="Heading2"/>
         <w:spacing w:before="1"/>
@@ -305,7 +305,7 @@
         <w:t>{{PROPERTY_ADDRESS}}</w:t>
       </w:r>
     </w:p>
-    <w:p>
+    <w:p ns2:paraId="65C742DF" ns2:textId="77777777">
       <w:pPr>
         <w:pStyle w:val="BodyText"/>
         <w:spacing w:before="226" w:line="249" w:lineRule="auto"/>
@@ -340,13 +340,13 @@
         <w:t>Property includes, but is not limited to any fixtures, built in appliances, ceiling fans, remote controls to operate any fixture or equipment on the Property, window and floor coverings, draperies including hardware, shades, blinds, window and door screens, awnings, outdoor plants, trees, and other permanently attached items now on premises.</w:t>
       </w:r>
     </w:p>
-    <w:p>
+    <w:p ns2:paraId="285D631E" ns2:textId="77777777">
       <w:pPr>
         <w:pStyle w:val="BodyText"/>
         <w:spacing w:before="17"/>
       </w:pPr>
     </w:p>
-    <w:p>
+    <w:p ns2:paraId="5F058A65" ns2:textId="4C61C6CF">
       <w:pPr>
         <w:tabs>
           <w:tab w:val="left" w:pos="3573"/>
@@ -527,7 +527,7 @@
         <w:t>follows:</w:t>
       </w:r>
     </w:p>
-    <w:p>
+    <w:p ns2:paraId="729B2DF7" ns2:textId="54FA481F">
       <w:pPr>
         <w:tabs>
           <w:tab w:val="left" w:pos="3664"/>
@@ -650,7 +650,7 @@
         <w:t>Deposit.</w:t>
       </w:r>
     </w:p>
-    <w:p>
+    <w:p ns2:paraId="2959D28C" ns2:textId="4A914BEC">
       <w:pPr>
         <w:pStyle w:val="BodyText"/>
         <w:spacing w:line="360" w:lineRule="auto"/>
@@ -756,7 +756,7 @@
         <w:t>(COE).</w:t>
       </w:r>
     </w:p>
-    <w:p>
+    <w:p ns2:paraId="75EF0E96" ns2:textId="77777777">
       <w:pPr>
         <w:pStyle w:val="Heading2"/>
         <w:numPr>
@@ -788,7 +788,7 @@
         <w:t>COSTS</w:t>
       </w:r>
     </w:p>
-    <w:p>
+    <w:p ns2:paraId="6F0F8680" ns2:textId="77777777">
       <w:pPr>
         <w:spacing w:before="58"/>
         <w:ind w:left="705"/>
@@ -1048,7 +1048,7 @@
         <w:t>Buyer.</w:t>
       </w:r>
     </w:p>
-    <w:p>
+    <w:p ns2:paraId="41A7E000" ns2:textId="77777777">
       <w:pPr>
         <w:pStyle w:val="Heading2"/>
         <w:numPr>
@@ -1071,7 +1071,7 @@
         <w:t>ENCUMBRANCES</w:t>
       </w:r>
     </w:p>
-    <w:p>
+    <w:p ns2:paraId="60493172" ns2:textId="77777777">
       <w:pPr>
         <w:spacing w:before="58"/>
         <w:ind w:left="705"/>
@@ -1318,7 +1318,7 @@
         <w:t>Seller.</w:t>
       </w:r>
     </w:p>
-    <w:p>
+    <w:p ns2:paraId="72FACD42" ns2:textId="77777777">
       <w:pPr>
         <w:pStyle w:val="Heading2"/>
         <w:numPr>
@@ -1353,7 +1353,7 @@
         <w:t>PRORATION</w:t>
       </w:r>
     </w:p>
-    <w:p>
+    <w:p ns2:paraId="1AA15DEE" ns2:textId="77777777">
       <w:pPr>
         <w:pStyle w:val="BodyText"/>
         <w:spacing w:before="58" w:line="247" w:lineRule="auto"/>
@@ -1544,7 +1544,7 @@
         <w:t>for the year of CLOSE, based on the County Assessor’s most recent valuation information and tax bill, shall be prorated and paid by Seller and Buyer as of the CLOSE.</w:t>
       </w:r>
     </w:p>
-    <w:p>
+    <w:p ns2:paraId="3B9D3E2A" ns2:textId="77777777">
       <w:pPr>
         <w:pStyle w:val="Heading2"/>
         <w:numPr>
@@ -1585,7 +1585,7 @@
         <w:t>ESCROW</w:t>
       </w:r>
     </w:p>
-    <w:p>
+    <w:p ns2:paraId="704B896A" ns2:textId="2E73FAC6">
       <w:pPr>
         <w:pStyle w:val="BodyText"/>
         <w:tabs>
@@ -1895,7 +1895,7 @@
         <w:t>property.</w:t>
       </w:r>
     </w:p>
-    <w:p>
+    <w:p ns2:paraId="1CE39D26" ns2:textId="77777777">
       <w:pPr>
         <w:pStyle w:val="Heading2"/>
         <w:numPr>
@@ -1942,7 +1942,7 @@
         <w:t>DEPOSIT</w:t>
       </w:r>
     </w:p>
-    <w:p>
+    <w:p ns2:paraId="63107506" ns2:textId="77777777">
       <w:pPr>
         <w:pStyle w:val="BodyText"/>
         <w:spacing w:before="53"/>
@@ -2036,7 +2036,7 @@
         <w:t>Attorney.</w:t>
       </w:r>
     </w:p>
-    <w:p>
+    <w:p ns2:paraId="09664631" ns2:textId="77777777">
       <w:pPr>
         <w:pStyle w:val="Heading2"/>
         <w:numPr>
@@ -2070,7 +2070,7 @@
         <w:t>PERIOD</w:t>
       </w:r>
     </w:p>
-    <w:p>
+    <w:p ns2:paraId="339F8591" ns2:textId="56B8A759">
       <w:pPr>
         <w:pStyle w:val="BodyText"/>
         <w:spacing w:before="53" w:line="249" w:lineRule="auto"/>
@@ -2134,7 +2134,7 @@
         <w:t>ection period will begin once Buyer’s representative has provided Buyer current, approved pictures of the property. Buyer, in Buyer’s sole and absolute discretion, may through written notice to Seller, cancel this Contract during the Inspection Period and obtain a return of the Earnest Money Deposit. Buyer wants to make sure that the house is in the condition the seller explained.</w:t>
       </w:r>
     </w:p>
-    <w:p>
+    <w:p ns2:paraId="09D3D542" ns2:textId="77777777">
       <w:pPr>
         <w:pStyle w:val="Heading2"/>
         <w:numPr>
@@ -2205,7 +2205,7 @@
         <w:t>PROPERTY</w:t>
       </w:r>
     </w:p>
-    <w:p>
+    <w:p ns2:paraId="1EA906B1" ns2:textId="77777777">
       <w:pPr>
         <w:pStyle w:val="BodyText"/>
         <w:spacing w:before="58" w:line="247" w:lineRule="auto"/>
@@ -2216,7 +2216,7 @@
         <w:t>From the Effective Date through COE Seller grants permission to access Property to Buyer, and will make the Property reasonably available to Buyer and to Buyer’s representatives, inspectors, partners, realtors, assignees, property managers, and authorized individuals to conduct walkthroughs and inspections of the Property.</w:t>
       </w:r>
     </w:p>
-    <w:p>
+    <w:p ns2:paraId="5572733D" ns2:textId="77777777">
       <w:pPr>
         <w:pStyle w:val="Heading2"/>
         <w:numPr>
@@ -2264,7 +2264,7 @@
         <w:t>PREMISE</w:t>
       </w:r>
     </w:p>
-    <w:p>
+    <w:p ns2:paraId="60CC0B96" ns2:textId="77777777">
       <w:pPr>
         <w:pStyle w:val="BodyText"/>
         <w:spacing w:before="58" w:line="244" w:lineRule="auto"/>
@@ -2285,7 +2285,7 @@
         <w:t>VACANT</w:t>
       </w:r>
     </w:p>
-    <w:p>
+    <w:p ns2:paraId="1BD43C65" ns2:textId="0EE55A61">
       <w:pPr>
         <w:pStyle w:val="BodyText"/>
         <w:spacing w:before="58" w:line="244" w:lineRule="auto"/>
@@ -2295,7 +2295,7 @@
           <w:b/>
         </w:rPr>
         <w:sectPr>
-          <w:footerReference w:type="default" r:id="rId7"/>
+          <w:footerReference w:type="default" ns3:id="rId7"/>
           <w:type w:val="continuous"/>
           <w:pgSz w:w="12240" w:h="15840"/>
           <w:pgMar w:top="1820" w:right="1080" w:bottom="1600" w:left="1080" w:header="0" w:footer="1416" w:gutter="0"/>
@@ -2304,7 +2304,7 @@
         </w:sectPr>
       </w:pPr>
     </w:p>
-    <w:p>
+    <w:p ns2:paraId="381DA983" ns2:textId="77777777">
       <w:pPr>
         <w:pStyle w:val="Heading2"/>
         <w:numPr>
@@ -2337,7 +2337,7 @@
         <w:t>DOCUMENTS</w:t>
       </w:r>
     </w:p>
-    <w:p>
+    <w:p ns2:paraId="64FCD09E" ns2:textId="77777777">
       <w:pPr>
         <w:pStyle w:val="BodyText"/>
         <w:spacing w:before="53" w:line="249" w:lineRule="auto"/>
@@ -2492,7 +2492,7 @@
         <w:t>(“Title Report”); and (b) copies of all documents referenced as exceptions therein (together with the Title Report, the “Title Documents”).</w:t>
       </w:r>
     </w:p>
-    <w:p>
+    <w:p ns2:paraId="51DC28EB" ns2:textId="77777777">
       <w:pPr>
         <w:pStyle w:val="Heading2"/>
         <w:numPr>
@@ -2551,7 +2551,7 @@
         <w:t>EXTENSIONS</w:t>
       </w:r>
     </w:p>
-    <w:p>
+    <w:p ns2:paraId="061AB251" ns2:textId="77777777">
       <w:pPr>
         <w:pStyle w:val="BodyText"/>
         <w:spacing w:before="59" w:line="247" w:lineRule="auto"/>
@@ -2751,7 +2751,7 @@
         <w:t>option of Buyer whereas all earnest monies to be refunded to buyer.</w:t>
       </w:r>
     </w:p>
-    <w:p>
+    <w:p ns2:paraId="493772F7" ns2:textId="77777777">
       <w:pPr>
         <w:pStyle w:val="Heading2"/>
         <w:numPr>
@@ -2783,7 +2783,7 @@
         <w:t>INSURANCE</w:t>
       </w:r>
     </w:p>
-    <w:p>
+    <w:p ns2:paraId="6F4247A4" ns2:textId="77777777">
       <w:pPr>
         <w:pStyle w:val="BodyText"/>
         <w:spacing w:before="53"/>
@@ -2886,7 +2886,7 @@
         <w:t>insurable.</w:t>
       </w:r>
     </w:p>
-    <w:p>
+    <w:p ns2:paraId="5CC35D95" ns2:textId="77777777">
       <w:pPr>
         <w:pStyle w:val="Heading2"/>
         <w:numPr>
@@ -2932,7 +2932,7 @@
         <w:t>WARRANTIES</w:t>
       </w:r>
     </w:p>
-    <w:p>
+    <w:p ns2:paraId="4DE9F279" ns2:textId="77777777">
       <w:pPr>
         <w:pStyle w:val="ListParagraph"/>
         <w:numPr>
@@ -2969,7 +2969,7 @@
         <w:t>carry out its obligations hereunder.</w:t>
       </w:r>
     </w:p>
-    <w:p>
+    <w:p ns2:paraId="2307E187" ns2:textId="426221D7">
       <w:pPr>
         <w:pStyle w:val="ListParagraph"/>
         <w:numPr>
@@ -3227,7 +3227,7 @@
         <w:t>condition as of the Effective Date.</w:t>
       </w:r>
     </w:p>
-    <w:p>
+    <w:p ns2:paraId="0063BC28" ns2:textId="77777777">
       <w:pPr>
         <w:pStyle w:val="ListParagraph"/>
         <w:numPr>
@@ -3251,7 +3251,7 @@
         <w:t>Seller acknowledges, agrees and understands that any personal property left on the Property after COE will convey to Buyer and may be disposed of by Buyer at Buyer’s discretion.</w:t>
       </w:r>
     </w:p>
-    <w:p>
+    <w:p ns2:paraId="0D360248" ns2:textId="77777777">
       <w:pPr>
         <w:pStyle w:val="Heading2"/>
         <w:numPr>
@@ -3283,7 +3283,7 @@
         <w:t>DISCLOSURE</w:t>
       </w:r>
     </w:p>
-    <w:p>
+    <w:p ns2:paraId="6C023D07" ns2:textId="77777777">
       <w:pPr>
         <w:pStyle w:val="BodyText"/>
         <w:spacing w:before="53"/>
@@ -3467,7 +3467,7 @@
         <w:t>principal.</w:t>
       </w:r>
     </w:p>
-    <w:p>
+    <w:p ns2:paraId="2CEC1897" ns2:textId="77777777">
       <w:pPr>
         <w:pStyle w:val="Heading2"/>
         <w:numPr>
@@ -3513,7 +3513,7 @@
         <w:t>SELLER</w:t>
       </w:r>
     </w:p>
-    <w:p>
+    <w:p ns2:paraId="7878285A" ns2:textId="77777777">
       <w:pPr>
         <w:pStyle w:val="BodyText"/>
         <w:spacing w:before="53" w:line="247" w:lineRule="auto"/>
@@ -3713,7 +3713,7 @@
         <w:t>specific performance and/or damages.</w:t>
       </w:r>
     </w:p>
-    <w:p>
+    <w:p ns2:paraId="34B0FA2F" ns2:textId="77777777">
       <w:pPr>
         <w:pStyle w:val="Heading2"/>
         <w:numPr>
@@ -3760,7 +3760,7 @@
         <w:t>BUYER</w:t>
       </w:r>
     </w:p>
-    <w:p>
+    <w:p ns2:paraId="047AAFB9" ns2:textId="77777777">
       <w:pPr>
         <w:pStyle w:val="BodyText"/>
         <w:spacing w:before="53"/>
@@ -3899,7 +3899,7 @@
         <w:t>damages.</w:t>
       </w:r>
     </w:p>
-    <w:p>
+    <w:p ns2:paraId="71B40D18" ns2:textId="77777777">
       <w:pPr>
         <w:pStyle w:val="Heading2"/>
         <w:numPr>
@@ -3933,7 +3933,7 @@
         <w:t>AGREEMENT</w:t>
       </w:r>
     </w:p>
-    <w:p>
+    <w:p ns2:paraId="23673719" ns2:textId="77777777">
       <w:pPr>
         <w:pStyle w:val="BodyText"/>
         <w:spacing w:before="53" w:line="247" w:lineRule="auto"/>
@@ -4691,7 +4691,7 @@
         <w:t>form shall automatically be revoked upon my death or incapacitation, provided any person relying on this power of attorney shall give full rights to accept and rely upon the authority of the Attorney-in-Fact until the receipt of actual notice of revocation.</w:t>
       </w:r>
     </w:p>
-    <w:p>
+    <w:p ns2:paraId="49B98AC8" ns2:textId="77777777">
       <w:pPr>
         <w:pStyle w:val="Heading2"/>
         <w:numPr>
@@ -4735,7 +4735,7 @@
         <w:t>CONTRACT</w:t>
       </w:r>
     </w:p>
-    <w:p>
+    <w:p ns2:paraId="6E0DE62E" ns2:textId="77777777">
       <w:pPr>
         <w:pStyle w:val="BodyText"/>
         <w:spacing w:before="58" w:line="247" w:lineRule="auto"/>
@@ -5196,7 +5196,7 @@
         <w:t>where the subject property is located, upon instruction from the buyer.</w:t>
       </w:r>
     </w:p>
-    <w:p>
+    <w:p ns2:paraId="26447683" ns2:textId="77777777">
       <w:pPr>
         <w:pStyle w:val="BodyText"/>
         <w:spacing w:line="247" w:lineRule="auto"/>
@@ -5208,7 +5208,7 @@
         </w:sectPr>
       </w:pPr>
     </w:p>
-    <w:p>
+    <w:p ns2:paraId="2B83468C" ns2:textId="77777777">
       <w:pPr>
         <w:pStyle w:val="Heading2"/>
         <w:numPr>
@@ -5270,7 +5270,7 @@
         <w:t>REPRESENTATIONS</w:t>
       </w:r>
     </w:p>
-    <w:p>
+    <w:p ns2:paraId="66364339" ns2:textId="77777777">
       <w:pPr>
         <w:spacing w:before="53" w:line="247" w:lineRule="auto"/>
         <w:ind w:left="714" w:right="341" w:hanging="10"/>
@@ -5442,7 +5442,7 @@
         <w:t>IN</w:t>
       </w:r>
     </w:p>
-    <w:p>
+    <w:p ns2:paraId="4ABDBDCB" ns2:textId="77777777">
       <w:pPr>
         <w:pStyle w:val="BodyText"/>
         <w:spacing w:before="5" w:line="244" w:lineRule="auto"/>
@@ -5579,13 +5579,13 @@
         <w:t>This Contract may be amended or modified only by an agreement in writing signed by Buyer and Seller.</w:t>
       </w:r>
     </w:p>
-    <w:p>
+    <w:p ns2:paraId="6C26F7A6" ns2:textId="77777777">
       <w:pPr>
         <w:pStyle w:val="BodyText"/>
         <w:spacing w:before="131"/>
       </w:pPr>
     </w:p>
-    <w:p>
+    <w:p ns2:paraId="2DF79284" ns2:textId="77777777">
       <w:pPr>
         <w:pStyle w:val="Heading2"/>
         <w:numPr>
@@ -5645,7 +5645,7 @@
         <w:t>CONDITIONS</w:t>
       </w:r>
     </w:p>
-    <w:p>
+    <w:p ns2:paraId="0DBCAB7F" ns2:textId="77777777">
       <w:pPr>
         <w:pStyle w:val="BodyText"/>
         <w:spacing w:before="58" w:line="249" w:lineRule="auto"/>
@@ -5656,328 +5656,328 @@
         <w:rPr>
           <w:noProof/>
         </w:rPr>
-        <mc:AlternateContent>
-          <mc:Choice Requires="wps">
+        <ns1:AlternateContent>
+          <ns1:Choice Requires="wps">
             <w:drawing>
-              <wp:anchor distT="0" distB="0" distL="0" distR="0" simplePos="0" relativeHeight="487587840" behindDoc="1" locked="0" layoutInCell="1" allowOverlap="1" wp14:anchorId="20CADF15" wp14:editId="21DCF4E8">
-                <wp:simplePos x="0" y="0"/>
-                <wp:positionH relativeFrom="page">
-                  <wp:posOffset>914400</wp:posOffset>
-                </wp:positionH>
-                <wp:positionV relativeFrom="paragraph">
-                  <wp:posOffset>363220</wp:posOffset>
-                </wp:positionV>
-                <wp:extent cx="5904865" cy="1270"/>
-                <wp:effectExtent l="0" t="0" r="13335" b="11430"/>
-                <wp:wrapTopAndBottom/>
-                <wp:docPr id="988487563" name="docshape4"/>
-                <wp:cNvGraphicFramePr>
-                  <a:graphicFrameLocks/>
-                </wp:cNvGraphicFramePr>
-                <a:graphic>
-                  <a:graphicData uri="http://schemas.microsoft.com/office/word/2010/wordprocessingShape">
+              <ns4:anchor distT="0" distB="0" distL="0" distR="0" simplePos="0" relativeHeight="487587840" behindDoc="1" locked="0" layoutInCell="1" allowOverlap="1" ns5:anchorId="20CADF15" ns5:editId="21DCF4E8">
+                <ns4:simplePos x="0" y="0"/>
+                <ns4:positionH relativeFrom="page">
+                  <ns4:posOffset>914400</ns4:posOffset>
+                </ns4:positionH>
+                <ns4:positionV relativeFrom="paragraph">
+                  <ns4:posOffset>363220</ns4:posOffset>
+                </ns4:positionV>
+                <ns4:extent cx="5904865" cy="1270"/>
+                <ns4:effectExtent l="0" t="0" r="13335" b="11430"/>
+                <ns4:wrapTopAndBottom/>
+                <ns4:docPr id="988487563" name="docshape4"/>
+                <ns4:cNvGraphicFramePr>
+                  <ns6:graphicFrameLocks/>
+                </ns4:cNvGraphicFramePr>
+                <ns6:graphic>
+                  <ns6:graphicData uri="http://schemas.microsoft.com/office/word/2010/wordprocessingShape">
                     <ns7:wsp>
                       <ns7:cNvSpPr>
-                        <a:spLocks/>
+                        <ns6:spLocks/>
                       </ns7:cNvSpPr>
                       <ns7:spPr bwMode="auto">
-                        <a:xfrm>
-                          <a:off x="0" y="0"/>
-                          <a:ext cx="5904865" cy="1270"/>
-                        </a:xfrm>
-                        <a:custGeom>
-                          <a:avLst/>
-                          <a:gdLst>
-                            <a:gd name="T0" fmla="+- 0 1440 1440"/>
-                            <a:gd name="T1" fmla="*/ T0 w 9299"/>
-                            <a:gd name="T2" fmla="+- 0 10739 1440"/>
-                            <a:gd name="T3" fmla="*/ T2 w 9299"/>
-                          </a:gdLst>
-                          <a:ahLst/>
-                          <a:cxnLst>
-                            <a:cxn ang="0">
-                              <a:pos x="T1" y="0"/>
-                            </a:cxn>
-                            <a:cxn ang="0">
-                              <a:pos x="T3" y="0"/>
-                            </a:cxn>
-                          </a:cxnLst>
-                          <a:rect l="0" t="0" r="r" b="b"/>
-                          <a:pathLst>
-                            <a:path w="9299">
-                              <a:moveTo>
-                                <a:pt x="0" y="0"/>
-                              </a:moveTo>
-                              <a:lnTo>
-                                <a:pt x="9299" y="0"/>
-                              </a:lnTo>
-                            </a:path>
-                          </a:pathLst>
-                        </a:custGeom>
-                        <a:noFill/>
-                        <a:ln w="5196">
-                          <a:solidFill>
-                            <a:srgbClr val="000000"/>
-                          </a:solidFill>
-                          <a:prstDash val="solid"/>
-                          <a:round/>
-                          <a:headEnd/>
-                          <a:tailEnd/>
-                        </a:ln>
-                        <a:extLst>
-                          <a:ext uri="{909E8E84-426E-40DD-AFC4-6F175D3DCCD1}">
+                        <ns6:xfrm>
+                          <ns6:off x="0" y="0"/>
+                          <ns6:ext cx="5904865" cy="1270"/>
+                        </ns6:xfrm>
+                        <ns6:custGeom>
+                          <ns6:avLst/>
+                          <ns6:gdLst>
+                            <ns6:gd name="T0" fmla="+- 0 1440 1440"/>
+                            <ns6:gd name="T1" fmla="*/ T0 w 9299"/>
+                            <ns6:gd name="T2" fmla="+- 0 10739 1440"/>
+                            <ns6:gd name="T3" fmla="*/ T2 w 9299"/>
+                          </ns6:gdLst>
+                          <ns6:ahLst/>
+                          <ns6:cxnLst>
+                            <ns6:cxn ang="0">
+                              <ns6:pos x="T1" y="0"/>
+                            </ns6:cxn>
+                            <ns6:cxn ang="0">
+                              <ns6:pos x="T3" y="0"/>
+                            </ns6:cxn>
+                          </ns6:cxnLst>
+                          <ns6:rect l="0" t="0" r="r" b="b"/>
+                          <ns6:pathLst>
+                            <ns6:path w="9299">
+                              <ns6:moveTo>
+                                <ns6:pt x="0" y="0"/>
+                              </ns6:moveTo>
+                              <ns6:lnTo>
+                                <ns6:pt x="9299" y="0"/>
+                              </ns6:lnTo>
+                            </ns6:path>
+                          </ns6:pathLst>
+                        </ns6:custGeom>
+                        <ns6:noFill/>
+                        <ns6:ln w="5196">
+                          <ns6:solidFill>
+                            <ns6:srgbClr val="000000"/>
+                          </ns6:solidFill>
+                          <ns6:prstDash val="solid"/>
+                          <ns6:round/>
+                          <ns6:headEnd/>
+                          <ns6:tailEnd/>
+                        </ns6:ln>
+                        <ns6:extLst>
+                          <ns6:ext uri="{909E8E84-426E-40DD-AFC4-6F175D3DCCD1}">
                             <ns8:hiddenFill>
-                              <a:solidFill>
-                                <a:srgbClr val="FFFFFF"/>
-                              </a:solidFill>
+                              <ns6:solidFill>
+                                <ns6:srgbClr val="FFFFFF"/>
+                              </ns6:solidFill>
                             </ns8:hiddenFill>
-                          </a:ext>
-                        </a:extLst>
+                          </ns6:ext>
+                        </ns6:extLst>
                       </ns7:spPr>
                       <ns7:bodyPr rot="0" vert="horz" wrap="square" lIns="91440" tIns="45720" rIns="91440" bIns="45720" anchor="t" anchorCtr="0" upright="1">
-                        <a:noAutofit/>
+                        <ns6:noAutofit/>
                       </ns7:bodyPr>
                     </ns7:wsp>
-                  </a:graphicData>
-                </a:graphic>
-                <wp14:sizeRelH relativeFrom="page">
-                  <wp14:pctWidth>0</wp14:pctWidth>
-                </wp14:sizeRelH>
-                <wp14:sizeRelV relativeFrom="page">
-                  <wp14:pctHeight>0</wp14:pctHeight>
-                </wp14:sizeRelV>
-              </wp:anchor>
+                  </ns6:graphicData>
+                </ns6:graphic>
+                <ns5:sizeRelH relativeFrom="page">
+                  <ns5:pctWidth>0</ns5:pctWidth>
+                </ns5:sizeRelH>
+                <ns5:sizeRelV relativeFrom="page">
+                  <ns5:pctHeight>0</ns5:pctHeight>
+                </ns5:sizeRelV>
+              </ns4:anchor>
             </w:drawing>
-          </mc:Choice>
-          <mc:Fallback>
+          </ns1:Choice>
+          <ns1:Fallback>
             <w:pict>
-              <v:shape w14:anchorId="14AE6903" id="docshape4" o:spid="_x0000_s1026" style="position:absolute;margin-left:1in;margin-top:28.6pt;width:464.95pt;height:.1pt;z-index:-15728640;visibility:visible;mso-wrap-style:square;mso-width-percent:0;mso-height-percent:0;mso-wrap-distance-left:0;mso-wrap-distance-top:0;mso-wrap-distance-right:0;mso-wrap-distance-bottom:0;mso-position-horizontal:absolute;mso-position-horizontal-relative:page;mso-position-vertical:absolute;mso-position-vertical-relative:text;mso-width-percent:0;mso-height-percent:0;mso-width-relative:page;mso-height-relative:page;v-text-anchor:top" coordsize="9299,1270" o:gfxdata="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" path="m,l9299,e" filled="f" strokeweight=".14433mm">
-                <v:path arrowok="t" o:connecttype="custom" o:connectlocs="0,0;5904865,0" o:connectangles="0,0"/>
+              <ns9:shape ns2:anchorId="14AE6903" id="docshape4" ns10:spid="_x0000_s1026" style="position:absolute;margin-left:1in;margin-top:28.6pt;width:464.95pt;height:.1pt;z-index:-15728640;visibility:visible;mso-wrap-style:square;mso-width-percent:0;mso-height-percent:0;mso-wrap-distance-left:0;mso-wrap-distance-top:0;mso-wrap-distance-right:0;mso-wrap-distance-bottom:0;mso-position-horizontal:absolute;mso-position-horizontal-relative:page;mso-position-vertical:absolute;mso-position-vertical-relative:text;mso-width-percent:0;mso-height-percent:0;mso-width-relative:page;mso-height-relative:page;v-text-anchor:top" coordsize="9299,1270" ns10:gfxdata="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" path="m,l9299,e" filled="f" strokeweight=".14433mm">
+                <ns9:path arrowok="t" ns10:connecttype="custom" ns10:connectlocs="0,0;5904865,0" ns10:connectangles="0,0"/>
                 <ns11:wrap type="topAndBottom" anchorx="page"/>
-              </v:shape>
+              </ns9:shape>
             </w:pict>
-          </mc:Fallback>
-        </mc:AlternateContent>
+          </ns1:Fallback>
+        </ns1:AlternateContent>
       </w:r>
       <w:r>
         <w:rPr>
           <w:noProof/>
         </w:rPr>
-        <mc:AlternateContent>
-          <mc:Choice Requires="wps">
+        <ns1:AlternateContent>
+          <ns1:Choice Requires="wps">
             <w:drawing>
-              <wp:anchor distT="0" distB="0" distL="0" distR="0" simplePos="0" relativeHeight="487588352" behindDoc="1" locked="0" layoutInCell="1" allowOverlap="1" wp14:anchorId="34AC3EAD" wp14:editId="4EED36E2">
-                <wp:simplePos x="0" y="0"/>
-                <wp:positionH relativeFrom="page">
-                  <wp:posOffset>914400</wp:posOffset>
-                </wp:positionH>
-                <wp:positionV relativeFrom="paragraph">
-                  <wp:posOffset>509905</wp:posOffset>
-                </wp:positionV>
-                <wp:extent cx="5904865" cy="1270"/>
-                <wp:effectExtent l="0" t="0" r="13335" b="11430"/>
-                <wp:wrapTopAndBottom/>
-                <wp:docPr id="891333302" name="docshape5"/>
-                <wp:cNvGraphicFramePr>
-                  <a:graphicFrameLocks/>
-                </wp:cNvGraphicFramePr>
-                <a:graphic>
-                  <a:graphicData uri="http://schemas.microsoft.com/office/word/2010/wordprocessingShape">
+              <ns4:anchor distT="0" distB="0" distL="0" distR="0" simplePos="0" relativeHeight="487588352" behindDoc="1" locked="0" layoutInCell="1" allowOverlap="1" ns5:anchorId="34AC3EAD" ns5:editId="4EED36E2">
+                <ns4:simplePos x="0" y="0"/>
+                <ns4:positionH relativeFrom="page">
+                  <ns4:posOffset>914400</ns4:posOffset>
+                </ns4:positionH>
+                <ns4:positionV relativeFrom="paragraph">
+                  <ns4:posOffset>509905</ns4:posOffset>
+                </ns4:positionV>
+                <ns4:extent cx="5904865" cy="1270"/>
+                <ns4:effectExtent l="0" t="0" r="13335" b="11430"/>
+                <ns4:wrapTopAndBottom/>
+                <ns4:docPr id="891333302" name="docshape5"/>
+                <ns4:cNvGraphicFramePr>
+                  <ns6:graphicFrameLocks/>
+                </ns4:cNvGraphicFramePr>
+                <ns6:graphic>
+                  <ns6:graphicData uri="http://schemas.microsoft.com/office/word/2010/wordprocessingShape">
                     <ns7:wsp>
                       <ns7:cNvSpPr>
-                        <a:spLocks/>
+                        <ns6:spLocks/>
                       </ns7:cNvSpPr>
                       <ns7:spPr bwMode="auto">
-                        <a:xfrm>
-                          <a:off x="0" y="0"/>
-                          <a:ext cx="5904865" cy="1270"/>
-                        </a:xfrm>
-                        <a:custGeom>
-                          <a:avLst/>
-                          <a:gdLst>
-                            <a:gd name="T0" fmla="+- 0 1440 1440"/>
-                            <a:gd name="T1" fmla="*/ T0 w 9299"/>
-                            <a:gd name="T2" fmla="+- 0 10739 1440"/>
-                            <a:gd name="T3" fmla="*/ T2 w 9299"/>
-                          </a:gdLst>
-                          <a:ahLst/>
-                          <a:cxnLst>
-                            <a:cxn ang="0">
-                              <a:pos x="T1" y="0"/>
-                            </a:cxn>
-                            <a:cxn ang="0">
-                              <a:pos x="T3" y="0"/>
-                            </a:cxn>
-                          </a:cxnLst>
-                          <a:rect l="0" t="0" r="r" b="b"/>
-                          <a:pathLst>
-                            <a:path w="9299">
-                              <a:moveTo>
-                                <a:pt x="0" y="0"/>
-                              </a:moveTo>
-                              <a:lnTo>
-                                <a:pt x="9299" y="0"/>
-                              </a:lnTo>
-                            </a:path>
-                          </a:pathLst>
-                        </a:custGeom>
-                        <a:noFill/>
-                        <a:ln w="5196">
-                          <a:solidFill>
-                            <a:srgbClr val="000000"/>
-                          </a:solidFill>
-                          <a:prstDash val="solid"/>
-                          <a:round/>
-                          <a:headEnd/>
-                          <a:tailEnd/>
-                        </a:ln>
-                        <a:extLst>
-                          <a:ext uri="{909E8E84-426E-40DD-AFC4-6F175D3DCCD1}">
+                        <ns6:xfrm>
+                          <ns6:off x="0" y="0"/>
+                          <ns6:ext cx="5904865" cy="1270"/>
+                        </ns6:xfrm>
+                        <ns6:custGeom>
+                          <ns6:avLst/>
+                          <ns6:gdLst>
+                            <ns6:gd name="T0" fmla="+- 0 1440 1440"/>
+                            <ns6:gd name="T1" fmla="*/ T0 w 9299"/>
+                            <ns6:gd name="T2" fmla="+- 0 10739 1440"/>
+                            <ns6:gd name="T3" fmla="*/ T2 w 9299"/>
+                          </ns6:gdLst>
+                          <ns6:ahLst/>
+                          <ns6:cxnLst>
+                            <ns6:cxn ang="0">
+                              <ns6:pos x="T1" y="0"/>
+                            </ns6:cxn>
+                            <ns6:cxn ang="0">
+                              <ns6:pos x="T3" y="0"/>
+                            </ns6:cxn>
+                          </ns6:cxnLst>
+                          <ns6:rect l="0" t="0" r="r" b="b"/>
+                          <ns6:pathLst>
+                            <ns6:path w="9299">
+                              <ns6:moveTo>
+                                <ns6:pt x="0" y="0"/>
+                              </ns6:moveTo>
+                              <ns6:lnTo>
+                                <ns6:pt x="9299" y="0"/>
+                              </ns6:lnTo>
+                            </ns6:path>
+                          </ns6:pathLst>
+                        </ns6:custGeom>
+                        <ns6:noFill/>
+                        <ns6:ln w="5196">
+                          <ns6:solidFill>
+                            <ns6:srgbClr val="000000"/>
+                          </ns6:solidFill>
+                          <ns6:prstDash val="solid"/>
+                          <ns6:round/>
+                          <ns6:headEnd/>
+                          <ns6:tailEnd/>
+                        </ns6:ln>
+                        <ns6:extLst>
+                          <ns6:ext uri="{909E8E84-426E-40DD-AFC4-6F175D3DCCD1}">
                             <ns8:hiddenFill>
-                              <a:solidFill>
-                                <a:srgbClr val="FFFFFF"/>
-                              </a:solidFill>
+                              <ns6:solidFill>
+                                <ns6:srgbClr val="FFFFFF"/>
+                              </ns6:solidFill>
                             </ns8:hiddenFill>
-                          </a:ext>
-                        </a:extLst>
+                          </ns6:ext>
+                        </ns6:extLst>
                       </ns7:spPr>
                       <ns7:bodyPr rot="0" vert="horz" wrap="square" lIns="91440" tIns="45720" rIns="91440" bIns="45720" anchor="t" anchorCtr="0" upright="1">
-                        <a:noAutofit/>
+                        <ns6:noAutofit/>
                       </ns7:bodyPr>
                     </ns7:wsp>
-                  </a:graphicData>
-                </a:graphic>
-                <wp14:sizeRelH relativeFrom="page">
-                  <wp14:pctWidth>0</wp14:pctWidth>
-                </wp14:sizeRelH>
-                <wp14:sizeRelV relativeFrom="page">
-                  <wp14:pctHeight>0</wp14:pctHeight>
-                </wp14:sizeRelV>
-              </wp:anchor>
+                  </ns6:graphicData>
+                </ns6:graphic>
+                <ns5:sizeRelH relativeFrom="page">
+                  <ns5:pctWidth>0</ns5:pctWidth>
+                </ns5:sizeRelH>
+                <ns5:sizeRelV relativeFrom="page">
+                  <ns5:pctHeight>0</ns5:pctHeight>
+                </ns5:sizeRelV>
+              </ns4:anchor>
             </w:drawing>
-          </mc:Choice>
-          <mc:Fallback>
+          </ns1:Choice>
+          <ns1:Fallback>
             <w:pict>
-              <v:shape w14:anchorId="55449C4E" id="docshape5" o:spid="_x0000_s1026" style="position:absolute;margin-left:1in;margin-top:40.15pt;width:464.95pt;height:.1pt;z-index:-15728128;visibility:visible;mso-wrap-style:square;mso-width-percent:0;mso-height-percent:0;mso-wrap-distance-left:0;mso-wrap-distance-top:0;mso-wrap-distance-right:0;mso-wrap-distance-bottom:0;mso-position-horizontal:absolute;mso-position-horizontal-relative:page;mso-position-vertical:absolute;mso-position-vertical-relative:text;mso-width-percent:0;mso-height-percent:0;mso-width-relative:page;mso-height-relative:page;v-text-anchor:top" coordsize="9299,1270" o:gfxdata="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" path="m,l9299,e" filled="f" strokeweight=".14433mm">
-                <v:path arrowok="t" o:connecttype="custom" o:connectlocs="0,0;5904865,0" o:connectangles="0,0"/>
+              <ns9:shape ns2:anchorId="55449C4E" id="docshape5" ns10:spid="_x0000_s1026" style="position:absolute;margin-left:1in;margin-top:40.15pt;width:464.95pt;height:.1pt;z-index:-15728128;visibility:visible;mso-wrap-style:square;mso-width-percent:0;mso-height-percent:0;mso-wrap-distance-left:0;mso-wrap-distance-top:0;mso-wrap-distance-right:0;mso-wrap-distance-bottom:0;mso-position-horizontal:absolute;mso-position-horizontal-relative:page;mso-position-vertical:absolute;mso-position-vertical-relative:text;mso-width-percent:0;mso-height-percent:0;mso-width-relative:page;mso-height-relative:page;v-text-anchor:top" coordsize="9299,1270" ns10:gfxdata="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" path="m,l9299,e" filled="f" strokeweight=".14433mm">
+                <ns9:path arrowok="t" ns10:connecttype="custom" ns10:connectlocs="0,0;5904865,0" ns10:connectangles="0,0"/>
                 <ns11:wrap type="topAndBottom" anchorx="page"/>
-              </v:shape>
+              </ns9:shape>
             </w:pict>
-          </mc:Fallback>
-        </mc:AlternateContent>
+          </ns1:Fallback>
+        </ns1:AlternateContent>
       </w:r>
       <w:r>
         <w:rPr>
           <w:noProof/>
         </w:rPr>
-        <mc:AlternateContent>
-          <mc:Choice Requires="wps">
+        <ns1:AlternateContent>
+          <ns1:Choice Requires="wps">
             <w:drawing>
-              <wp:anchor distT="0" distB="0" distL="0" distR="0" simplePos="0" relativeHeight="487588864" behindDoc="1" locked="0" layoutInCell="1" allowOverlap="1" wp14:anchorId="7D5F533D" wp14:editId="4D0954E1">
-                <wp:simplePos x="0" y="0"/>
-                <wp:positionH relativeFrom="page">
-                  <wp:posOffset>914400</wp:posOffset>
-                </wp:positionH>
-                <wp:positionV relativeFrom="paragraph">
-                  <wp:posOffset>655955</wp:posOffset>
-                </wp:positionV>
-                <wp:extent cx="5904865" cy="1270"/>
-                <wp:effectExtent l="0" t="0" r="13335" b="11430"/>
-                <wp:wrapTopAndBottom/>
-                <wp:docPr id="1998185470" name="docshape6"/>
-                <wp:cNvGraphicFramePr>
-                  <a:graphicFrameLocks/>
-                </wp:cNvGraphicFramePr>
-                <a:graphic>
-                  <a:graphicData uri="http://schemas.microsoft.com/office/word/2010/wordprocessingShape">
+              <ns4:anchor distT="0" distB="0" distL="0" distR="0" simplePos="0" relativeHeight="487588864" behindDoc="1" locked="0" layoutInCell="1" allowOverlap="1" ns5:anchorId="7D5F533D" ns5:editId="4D0954E1">
+                <ns4:simplePos x="0" y="0"/>
+                <ns4:positionH relativeFrom="page">
+                  <ns4:posOffset>914400</ns4:posOffset>
+                </ns4:positionH>
+                <ns4:positionV relativeFrom="paragraph">
+                  <ns4:posOffset>655955</ns4:posOffset>
+                </ns4:positionV>
+                <ns4:extent cx="5904865" cy="1270"/>
+                <ns4:effectExtent l="0" t="0" r="13335" b="11430"/>
+                <ns4:wrapTopAndBottom/>
+                <ns4:docPr id="1998185470" name="docshape6"/>
+                <ns4:cNvGraphicFramePr>
+                  <ns6:graphicFrameLocks/>
+                </ns4:cNvGraphicFramePr>
+                <ns6:graphic>
+                  <ns6:graphicData uri="http://schemas.microsoft.com/office/word/2010/wordprocessingShape">
                     <ns7:wsp>
                       <ns7:cNvSpPr>
-                        <a:spLocks/>
+                        <ns6:spLocks/>
                       </ns7:cNvSpPr>
                       <ns7:spPr bwMode="auto">
-                        <a:xfrm>
-                          <a:off x="0" y="0"/>
-                          <a:ext cx="5904865" cy="1270"/>
-                        </a:xfrm>
-                        <a:custGeom>
-                          <a:avLst/>
-                          <a:gdLst>
-                            <a:gd name="T0" fmla="+- 0 1440 1440"/>
-                            <a:gd name="T1" fmla="*/ T0 w 9299"/>
-                            <a:gd name="T2" fmla="+- 0 10739 1440"/>
-                            <a:gd name="T3" fmla="*/ T2 w 9299"/>
-                          </a:gdLst>
-                          <a:ahLst/>
-                          <a:cxnLst>
-                            <a:cxn ang="0">
-                              <a:pos x="T1" y="0"/>
-                            </a:cxn>
-                            <a:cxn ang="0">
-                              <a:pos x="T3" y="0"/>
-                            </a:cxn>
-                          </a:cxnLst>
-                          <a:rect l="0" t="0" r="r" b="b"/>
-                          <a:pathLst>
-                            <a:path w="9299">
-                              <a:moveTo>
-                                <a:pt x="0" y="0"/>
-                              </a:moveTo>
-                              <a:lnTo>
-                                <a:pt x="9299" y="0"/>
-                              </a:lnTo>
-                            </a:path>
-                          </a:pathLst>
-                        </a:custGeom>
-                        <a:noFill/>
-                        <a:ln w="5196">
-                          <a:solidFill>
-                            <a:srgbClr val="000000"/>
-                          </a:solidFill>
-                          <a:prstDash val="solid"/>
-                          <a:round/>
-                          <a:headEnd/>
-                          <a:tailEnd/>
-                        </a:ln>
-                        <a:extLst>
-                          <a:ext uri="{909E8E84-426E-40DD-AFC4-6F175D3DCCD1}">
+                        <ns6:xfrm>
+                          <ns6:off x="0" y="0"/>
+                          <ns6:ext cx="5904865" cy="1270"/>
+                        </ns6:xfrm>
+                        <ns6:custGeom>
+                          <ns6:avLst/>
+                          <ns6:gdLst>
+                            <ns6:gd name="T0" fmla="+- 0 1440 1440"/>
+                            <ns6:gd name="T1" fmla="*/ T0 w 9299"/>
+                            <ns6:gd name="T2" fmla="+- 0 10739 1440"/>
+                            <ns6:gd name="T3" fmla="*/ T2 w 9299"/>
+                          </ns6:gdLst>
+                          <ns6:ahLst/>
+                          <ns6:cxnLst>
+                            <ns6:cxn ang="0">
+                              <ns6:pos x="T1" y="0"/>
+                            </ns6:cxn>
+                            <ns6:cxn ang="0">
+                              <ns6:pos x="T3" y="0"/>
+                            </ns6:cxn>
+                          </ns6:cxnLst>
+                          <ns6:rect l="0" t="0" r="r" b="b"/>
+                          <ns6:pathLst>
+                            <ns6:path w="9299">
+                              <ns6:moveTo>
+                                <ns6:pt x="0" y="0"/>
+                              </ns6:moveTo>
+                              <ns6:lnTo>
+                                <ns6:pt x="9299" y="0"/>
+                              </ns6:lnTo>
+                            </ns6:path>
+                          </ns6:pathLst>
+                        </ns6:custGeom>
+                        <ns6:noFill/>
+                        <ns6:ln w="5196">
+                          <ns6:solidFill>
+                            <ns6:srgbClr val="000000"/>
+                          </ns6:solidFill>
+                          <ns6:prstDash val="solid"/>
+                          <ns6:round/>
+                          <ns6:headEnd/>
+                          <ns6:tailEnd/>
+                        </ns6:ln>
+                        <ns6:extLst>
+                          <ns6:ext uri="{909E8E84-426E-40DD-AFC4-6F175D3DCCD1}">
                             <ns8:hiddenFill>
-                              <a:solidFill>
-                                <a:srgbClr val="FFFFFF"/>
-                              </a:solidFill>
+                              <ns6:solidFill>
+                                <ns6:srgbClr val="FFFFFF"/>
+                              </ns6:solidFill>
                             </ns8:hiddenFill>
-                          </a:ext>
-                        </a:extLst>
+                          </ns6:ext>
+                        </ns6:extLst>
                       </ns7:spPr>
                       <ns7:bodyPr rot="0" vert="horz" wrap="square" lIns="91440" tIns="45720" rIns="91440" bIns="45720" anchor="t" anchorCtr="0" upright="1">
-                        <a:noAutofit/>
+                        <ns6:noAutofit/>
                       </ns7:bodyPr>
                     </ns7:wsp>
-                  </a:graphicData>
-                </a:graphic>
-                <wp14:sizeRelH relativeFrom="page">
-                  <wp14:pctWidth>0</wp14:pctWidth>
-                </wp14:sizeRelH>
-                <wp14:sizeRelV relativeFrom="page">
-                  <wp14:pctHeight>0</wp14:pctHeight>
-                </wp14:sizeRelV>
-              </wp:anchor>
+                  </ns6:graphicData>
+                </ns6:graphic>
+                <ns5:sizeRelH relativeFrom="page">
+                  <ns5:pctWidth>0</ns5:pctWidth>
+                </ns5:sizeRelH>
+                <ns5:sizeRelV relativeFrom="page">
+                  <ns5:pctHeight>0</ns5:pctHeight>
+                </ns5:sizeRelV>
+              </ns4:anchor>
             </w:drawing>
-          </mc:Choice>
-          <mc:Fallback>
+          </ns1:Choice>
+          <ns1:Fallback>
             <w:pict>
-              <v:shape w14:anchorId="131E24B6" id="docshape6" o:spid="_x0000_s1026" style="position:absolute;margin-left:1in;margin-top:51.65pt;width:464.95pt;height:.1pt;z-index:-15727616;visibility:visible;mso-wrap-style:square;mso-width-percent:0;mso-height-percent:0;mso-wrap-distance-left:0;mso-wrap-distance-top:0;mso-wrap-distance-right:0;mso-wrap-distance-bottom:0;mso-position-horizontal:absolute;mso-position-horizontal-relative:page;mso-position-vertical:absolute;mso-position-vertical-relative:text;mso-width-percent:0;mso-height-percent:0;mso-width-relative:page;mso-height-relative:page;v-text-anchor:top" coordsize="9299,1270" o:gfxdata="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" path="m,l9299,e" filled="f" strokeweight=".14433mm">
-                <v:path arrowok="t" o:connecttype="custom" o:connectlocs="0,0;5904865,0" o:connectangles="0,0"/>
+              <ns9:shape ns2:anchorId="131E24B6" id="docshape6" ns10:spid="_x0000_s1026" style="position:absolute;margin-left:1in;margin-top:51.65pt;width:464.95pt;height:.1pt;z-index:-15727616;visibility:visible;mso-wrap-style:square;mso-width-percent:0;mso-height-percent:0;mso-wrap-distance-left:0;mso-wrap-distance-top:0;mso-wrap-distance-right:0;mso-wrap-distance-bottom:0;mso-position-horizontal:absolute;mso-position-horizontal-relative:page;mso-position-vertical:absolute;mso-position-vertical-relative:text;mso-width-percent:0;mso-height-percent:0;mso-width-relative:page;mso-height-relative:page;v-text-anchor:top" coordsize="9299,1270" ns10:gfxdata="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" path="m,l9299,e" filled="f" strokeweight=".14433mm">
+                <ns9:path arrowok="t" ns10:connecttype="custom" ns10:connectlocs="0,0;5904865,0" ns10:connectangles="0,0"/>
                 <ns11:wrap type="topAndBottom" anchorx="page"/>
-              </v:shape>
+              </ns9:shape>
             </w:pict>
-          </mc:Fallback>
-        </mc:AlternateContent>
+          </ns1:Fallback>
+        </ns1:AlternateContent>
       </w:r>
       <w:r>
         <w:t>If there is a conflict between these Additional Terms and Conditions and any other term of condition in this Contract, then the Addition Terms and Condition shall control.</w:t>
       </w:r>
     </w:p>
-    <w:p>
+    <w:p ns2:paraId="1A0BDCF0" ns2:textId="77777777">
       <w:pPr>
         <w:pStyle w:val="BodyText"/>
         <w:spacing w:before="7"/>
@@ -5986,7 +5986,7 @@
         </w:rPr>
       </w:pPr>
     </w:p>
-    <w:p>
+    <w:p ns2:paraId="5427A6B2" ns2:textId="77777777">
       <w:pPr>
         <w:pStyle w:val="BodyText"/>
         <w:spacing w:before="6"/>
@@ -5995,18 +5995,18 @@
         </w:rPr>
       </w:pPr>
     </w:p>
-    <w:p>
+    <w:p ns2:paraId="1032EDC2" ns2:textId="77777777">
       <w:pPr>
         <w:pStyle w:val="BodyText"/>
       </w:pPr>
     </w:p>
-    <w:p>
+    <w:p ns2:paraId="0CD7DEF5" ns2:textId="77777777">
       <w:pPr>
         <w:pStyle w:val="BodyText"/>
         <w:spacing w:before="49"/>
       </w:pPr>
     </w:p>
-    <w:p>
+    <w:p ns2:paraId="50910850" ns2:textId="77777777">
       <w:pPr>
         <w:pStyle w:val="BodyText"/>
         <w:ind w:left="360"/>
@@ -6153,23 +6153,23 @@
         <w:t>below.</w:t>
       </w:r>
     </w:p>
-    <w:p>
+    <w:p ns2:paraId="66F8BE73" ns2:textId="77777777">
       <w:pPr>
         <w:pStyle w:val="BodyText"/>
       </w:pPr>
     </w:p>
-    <w:p>
+    <w:p ns2:paraId="6FAF365D" ns2:textId="77777777">
       <w:pPr>
         <w:pStyle w:val="BodyText"/>
       </w:pPr>
     </w:p>
-    <w:p>
+    <w:p ns2:paraId="2FC57FE7" ns2:textId="77777777">
       <w:pPr>
         <w:pStyle w:val="BodyText"/>
         <w:spacing w:before="69"/>
       </w:pPr>
     </w:p>
-    <w:p>
+    <w:p ns2:paraId="46C88CF8" ns2:textId="77777777">
       <w:pPr>
         <w:ind w:left="360"/>
         <w:rPr>
@@ -6240,23 +6240,23 @@
         <w:t>BUYER</w:t>
       </w:r>
     </w:p>
-    <w:p>
+    <w:p ns2:paraId="16D4EDF2" ns2:textId="77777777">
       <w:pPr>
         <w:pStyle w:val="BodyText"/>
       </w:pPr>
     </w:p>
-    <w:p>
+    <w:p ns2:paraId="01B92D51" ns2:textId="77777777">
       <w:pPr>
         <w:pStyle w:val="BodyText"/>
       </w:pPr>
     </w:p>
-    <w:p>
+    <w:p ns2:paraId="380C2C15" ns2:textId="77777777">
       <w:pPr>
         <w:pStyle w:val="BodyText"/>
         <w:spacing w:before="112"/>
       </w:pPr>
     </w:p>
-    <w:p>
+    <w:p ns2:paraId="4603E930" ns2:textId="77777777">
       <w:pPr>
         <w:tabs>
           <w:tab w:val="left" w:pos="4682"/>
@@ -6296,23 +6296,23 @@
         <w:tab/>
       </w:r>
     </w:p>
-    <w:p>
+    <w:p ns2:paraId="1F15B2D4" ns2:textId="77777777">
       <w:pPr>
         <w:pStyle w:val="BodyText"/>
       </w:pPr>
     </w:p>
-    <w:p>
+    <w:p ns2:paraId="1E7A2112" ns2:textId="77777777">
       <w:pPr>
         <w:pStyle w:val="BodyText"/>
       </w:pPr>
     </w:p>
-    <w:p>
+    <w:p ns2:paraId="4E536FE7" ns2:textId="77777777">
       <w:pPr>
         <w:pStyle w:val="BodyText"/>
         <w:spacing w:before="26"/>
       </w:pPr>
     </w:p>
-    <w:p>
+    <w:p ns2:paraId="71F8CBE1" ns2:textId="77777777">
       <w:pPr>
         <w:ind w:left="360"/>
         <w:rPr>
@@ -6383,23 +6383,23 @@
         <w:t>SELLER</w:t>
       </w:r>
     </w:p>
-    <w:p>
+    <w:p ns2:paraId="70B26435" ns2:textId="77777777">
       <w:pPr>
         <w:pStyle w:val="BodyText"/>
       </w:pPr>
     </w:p>
-    <w:p>
+    <w:p ns2:paraId="06BB2DA2" ns2:textId="77777777">
       <w:pPr>
         <w:pStyle w:val="BodyText"/>
       </w:pPr>
     </w:p>
-    <w:p>
+    <w:p ns2:paraId="55D25460" ns2:textId="77777777">
       <w:pPr>
         <w:pStyle w:val="BodyText"/>
         <w:spacing w:before="112"/>
       </w:pPr>
     </w:p>
-    <w:p>
+    <w:p ns2:paraId="00FBCD62" ns2:textId="77777777">
       <w:pPr>
         <w:tabs>
           <w:tab w:val="left" w:pos="4850"/>
@@ -6447,7 +6447,7 @@
         <w:tab/>
       </w:r>
     </w:p>
-    <w:p>
+    <w:p ns2:paraId="5702C84C" ns2:textId="77777777">
       <w:pPr>
         <w:spacing w:before="20"/>
         <w:ind w:left="66" w:right="2273"/>

--- a/templates/PSA(with marketing).docx
+++ b/templates/PSA(with marketing).docx
@@ -1,8 +1,8 @@
 
 <file path=word/document.xml><?xml version="1.0" encoding="utf-8"?>
-<w:document xmlns:ns1="http://schemas.openxmlformats.org/markup-compatibility/2006" xmlns:ns10="urn:schemas-microsoft-com:office:office" xmlns:ns11="urn:schemas-microsoft-com:office:word" xmlns:ns2="http://schemas.microsoft.com/office/word/2010/wordml" xmlns:ns3="http://schemas.openxmlformats.org/officeDocument/2006/relationships" xmlns:ns4="http://schemas.openxmlformats.org/drawingml/2006/wordprocessingDrawing" xmlns:ns5="http://schemas.microsoft.com/office/word/2010/wordprocessingDrawing" xmlns:ns6="http://schemas.openxmlformats.org/drawingml/2006/main" xmlns:ns7="http://schemas.microsoft.com/office/word/2010/wordprocessingShape" xmlns:ns8="http://schemas.microsoft.com/office/drawing/2010/main" xmlns:ns9="urn:schemas-microsoft-com:vml" xmlns:w="http://schemas.openxmlformats.org/wordprocessingml/2006/main" ns1:Ignorable="w14 w15 w16se w16cid w16 w16cex w16sdtdh w16sdtfl w16du wp14">
+<w:document xmlns:wpc="http://schemas.microsoft.com/office/word/2010/wordprocessingCanvas" xmlns:cx="http://schemas.microsoft.com/office/drawing/2014/chartex" xmlns:cx1="http://schemas.microsoft.com/office/drawing/2015/9/8/chartex" xmlns:cx2="http://schemas.microsoft.com/office/drawing/2015/10/21/chartex" xmlns:cx3="http://schemas.microsoft.com/office/drawing/2016/5/9/chartex" xmlns:cx4="http://schemas.microsoft.com/office/drawing/2016/5/10/chartex" xmlns:cx5="http://schemas.microsoft.com/office/drawing/2016/5/11/chartex" xmlns:cx6="http://schemas.microsoft.com/office/drawing/2016/5/12/chartex" xmlns:cx7="http://schemas.microsoft.com/office/drawing/2016/5/13/chartex" xmlns:cx8="http://schemas.microsoft.com/office/drawing/2016/5/14/chartex" xmlns:mc="http://schemas.openxmlformats.org/markup-compatibility/2006" xmlns:m="http://schemas.openxmlformats.org/officeDocument/2006/math" xmlns:aink="http://schemas.microsoft.com/office/drawing/2016/ink" xmlns:am3d="http://schemas.microsoft.com/office/drawing/2017/model3d" xmlns:oel="http://schemas.microsoft.com/office/2019/extlst" xmlns:r="http://schemas.openxmlformats.org/officeDocument/2006/relationships" xmlns:wp14="http://schemas.microsoft.com/office/word/2010/wordprocessingDrawing" xmlns:wp="http://schemas.openxmlformats.org/drawingml/2006/wordprocessingDrawing" xmlns:wpg="http://schemas.microsoft.com/office/word/2010/wordprocessingGroup" xmlns:wpi="http://schemas.microsoft.com/office/word/2010/wordprocessingInk" xmlns:wps="http://schemas.microsoft.com/office/word/2010/wordprocessingShape" xmlns:o="urn:schemas-microsoft-com:office:office" xmlns:v="urn:schemas-microsoft-com:vml" xmlns:w10="urn:schemas-microsoft-com:office:word" xmlns:w="http://schemas.openxmlformats.org/wordprocessingml/2006/main" xmlns:w14="http://schemas.microsoft.com/office/word/2010/wordml" xmlns:w15="http://schemas.microsoft.com/office/word/2012/wordml" xmlns:w16cex="http://schemas.microsoft.com/office/word/2018/wordml/cex" xmlns:w16cid="http://schemas.microsoft.com/office/word/2016/wordml/cid" xmlns:w16="http://schemas.microsoft.com/office/word/2018/wordml" xmlns:w16sdtdh="http://schemas.microsoft.com/office/word/2020/wordml/sdtdatahash" xmlns:w16sdtfl="http://schemas.microsoft.com/office/word/2024/wordml/sdtformatlock" xmlns:w16se="http://schemas.microsoft.com/office/word/2015/wordml/symex" xmlns:w16du="http://schemas.microsoft.com/office/word/2023/wordml/word16du" xmlns:wne="http://schemas.microsoft.com/office/word/2006/wordml" mc:Ignorable="w14 w15 w16se w16cid w16 w16cex w16sdtdh w16sdtfl w16du wp14">
   <w:body>
-    <w:p ns2:paraId="14D3DFE6" ns2:textId="77777777">
+    <w:p>
       <w:pPr>
         <w:pStyle w:val="Heading1"/>
       </w:pPr>
@@ -49,7 +49,7 @@
         <w:t>ESTATE</w:t>
       </w:r>
     </w:p>
-    <w:p ns2:paraId="64AAA721" ns2:textId="63A79815">
+    <w:p>
       <w:pPr>
         <w:spacing w:before="104" w:line="247" w:lineRule="auto"/>
         <w:ind w:left="369" w:right="350" w:hanging="10"/>
@@ -112,14 +112,6 @@
       </w:r>
       <w:r>
         <w:rPr>
-          <w:b/>
-          <w:sz w:val="20"/>
-          <w:u w:val="single"/>
-        </w:rPr>
-        <w:t xml:space="preserve"/>
-      </w:r>
-      <w:r>
-        <w:rPr>
           <w:bCs/>
           <w:sz w:val="20"/>
         </w:rPr>
@@ -140,13 +132,13 @@
         <w:t>to as the “Parties”.</w:t>
       </w:r>
     </w:p>
-    <w:p ns2:paraId="2635F08D" ns2:textId="77777777">
+    <w:p>
       <w:pPr>
         <w:pStyle w:val="BodyText"/>
         <w:spacing w:before="22"/>
       </w:pPr>
     </w:p>
-    <w:p ns2:paraId="7E5A079E" ns2:textId="77777777">
+    <w:p>
       <w:pPr>
         <w:pStyle w:val="BodyText"/>
         <w:ind w:left="360"/>
@@ -289,13 +281,13 @@
         <w:t>of:</w:t>
       </w:r>
     </w:p>
-    <w:p ns2:paraId="5EE333A7" ns2:textId="77777777">
+    <w:p>
       <w:pPr>
         <w:pStyle w:val="BodyText"/>
         <w:spacing w:before="34"/>
       </w:pPr>
     </w:p>
-    <w:p ns2:paraId="4D41863A" ns2:textId="2E90023A">
+    <w:p>
       <w:pPr>
         <w:pStyle w:val="Heading2"/>
         <w:spacing w:before="1"/>
@@ -305,7 +297,7 @@
         <w:t>{{PROPERTY_ADDRESS}}</w:t>
       </w:r>
     </w:p>
-    <w:p ns2:paraId="65C742DF" ns2:textId="77777777">
+    <w:p>
       <w:pPr>
         <w:pStyle w:val="BodyText"/>
         <w:spacing w:before="226" w:line="249" w:lineRule="auto"/>
@@ -340,13 +332,13 @@
         <w:t>Property includes, but is not limited to any fixtures, built in appliances, ceiling fans, remote controls to operate any fixture or equipment on the Property, window and floor coverings, draperies including hardware, shades, blinds, window and door screens, awnings, outdoor plants, trees, and other permanently attached items now on premises.</w:t>
       </w:r>
     </w:p>
-    <w:p ns2:paraId="285D631E" ns2:textId="77777777">
+    <w:p>
       <w:pPr>
         <w:pStyle w:val="BodyText"/>
         <w:spacing w:before="17"/>
       </w:pPr>
     </w:p>
-    <w:p ns2:paraId="5F058A65" ns2:textId="4C61C6CF">
+    <w:p>
       <w:pPr>
         <w:tabs>
           <w:tab w:val="left" w:pos="3573"/>
@@ -527,7 +519,7 @@
         <w:t>follows:</w:t>
       </w:r>
     </w:p>
-    <w:p ns2:paraId="729B2DF7" ns2:textId="54FA481F">
+    <w:p>
       <w:pPr>
         <w:tabs>
           <w:tab w:val="left" w:pos="3664"/>
@@ -650,7 +642,7 @@
         <w:t>Deposit.</w:t>
       </w:r>
     </w:p>
-    <w:p ns2:paraId="2959D28C" ns2:textId="4A914BEC">
+    <w:p>
       <w:pPr>
         <w:pStyle w:val="BodyText"/>
         <w:spacing w:line="360" w:lineRule="auto"/>
@@ -756,7 +748,7 @@
         <w:t>(COE).</w:t>
       </w:r>
     </w:p>
-    <w:p ns2:paraId="75EF0E96" ns2:textId="77777777">
+    <w:p>
       <w:pPr>
         <w:pStyle w:val="Heading2"/>
         <w:numPr>
@@ -788,7 +780,7 @@
         <w:t>COSTS</w:t>
       </w:r>
     </w:p>
-    <w:p ns2:paraId="6F0F8680" ns2:textId="77777777">
+    <w:p>
       <w:pPr>
         <w:spacing w:before="58"/>
         <w:ind w:left="705"/>
@@ -1048,7 +1040,7 @@
         <w:t>Buyer.</w:t>
       </w:r>
     </w:p>
-    <w:p ns2:paraId="41A7E000" ns2:textId="77777777">
+    <w:p>
       <w:pPr>
         <w:pStyle w:val="Heading2"/>
         <w:numPr>
@@ -1071,7 +1063,7 @@
         <w:t>ENCUMBRANCES</w:t>
       </w:r>
     </w:p>
-    <w:p ns2:paraId="60493172" ns2:textId="77777777">
+    <w:p>
       <w:pPr>
         <w:spacing w:before="58"/>
         <w:ind w:left="705"/>
@@ -1318,7 +1310,7 @@
         <w:t>Seller.</w:t>
       </w:r>
     </w:p>
-    <w:p ns2:paraId="72FACD42" ns2:textId="77777777">
+    <w:p>
       <w:pPr>
         <w:pStyle w:val="Heading2"/>
         <w:numPr>
@@ -1353,7 +1345,7 @@
         <w:t>PRORATION</w:t>
       </w:r>
     </w:p>
-    <w:p ns2:paraId="1AA15DEE" ns2:textId="77777777">
+    <w:p>
       <w:pPr>
         <w:pStyle w:val="BodyText"/>
         <w:spacing w:before="58" w:line="247" w:lineRule="auto"/>
@@ -1544,7 +1536,7 @@
         <w:t>for the year of CLOSE, based on the County Assessor’s most recent valuation information and tax bill, shall be prorated and paid by Seller and Buyer as of the CLOSE.</w:t>
       </w:r>
     </w:p>
-    <w:p ns2:paraId="3B9D3E2A" ns2:textId="77777777">
+    <w:p>
       <w:pPr>
         <w:pStyle w:val="Heading2"/>
         <w:numPr>
@@ -1585,7 +1577,7 @@
         <w:t>ESCROW</w:t>
       </w:r>
     </w:p>
-    <w:p ns2:paraId="704B896A" ns2:textId="2E73FAC6">
+    <w:p>
       <w:pPr>
         <w:pStyle w:val="BodyText"/>
         <w:tabs>
@@ -1895,7 +1887,7 @@
         <w:t>property.</w:t>
       </w:r>
     </w:p>
-    <w:p ns2:paraId="1CE39D26" ns2:textId="77777777">
+    <w:p>
       <w:pPr>
         <w:pStyle w:val="Heading2"/>
         <w:numPr>
@@ -1942,7 +1934,7 @@
         <w:t>DEPOSIT</w:t>
       </w:r>
     </w:p>
-    <w:p ns2:paraId="63107506" ns2:textId="77777777">
+    <w:p>
       <w:pPr>
         <w:pStyle w:val="BodyText"/>
         <w:spacing w:before="53"/>
@@ -2036,7 +2028,7 @@
         <w:t>Attorney.</w:t>
       </w:r>
     </w:p>
-    <w:p ns2:paraId="09664631" ns2:textId="77777777">
+    <w:p>
       <w:pPr>
         <w:pStyle w:val="Heading2"/>
         <w:numPr>
@@ -2070,7 +2062,7 @@
         <w:t>PERIOD</w:t>
       </w:r>
     </w:p>
-    <w:p ns2:paraId="339F8591" ns2:textId="56B8A759">
+    <w:p>
       <w:pPr>
         <w:pStyle w:val="BodyText"/>
         <w:spacing w:before="53" w:line="249" w:lineRule="auto"/>
@@ -2134,7 +2126,7 @@
         <w:t>ection period will begin once Buyer’s representative has provided Buyer current, approved pictures of the property. Buyer, in Buyer’s sole and absolute discretion, may through written notice to Seller, cancel this Contract during the Inspection Period and obtain a return of the Earnest Money Deposit. Buyer wants to make sure that the house is in the condition the seller explained.</w:t>
       </w:r>
     </w:p>
-    <w:p ns2:paraId="09D3D542" ns2:textId="77777777">
+    <w:p>
       <w:pPr>
         <w:pStyle w:val="Heading2"/>
         <w:numPr>
@@ -2205,7 +2197,7 @@
         <w:t>PROPERTY</w:t>
       </w:r>
     </w:p>
-    <w:p ns2:paraId="1EA906B1" ns2:textId="77777777">
+    <w:p>
       <w:pPr>
         <w:pStyle w:val="BodyText"/>
         <w:spacing w:before="58" w:line="247" w:lineRule="auto"/>
@@ -2216,7 +2208,7 @@
         <w:t>From the Effective Date through COE Seller grants permission to access Property to Buyer, and will make the Property reasonably available to Buyer and to Buyer’s representatives, inspectors, partners, realtors, assignees, property managers, and authorized individuals to conduct walkthroughs and inspections of the Property.</w:t>
       </w:r>
     </w:p>
-    <w:p ns2:paraId="5572733D" ns2:textId="77777777">
+    <w:p>
       <w:pPr>
         <w:pStyle w:val="Heading2"/>
         <w:numPr>
@@ -2264,7 +2256,7 @@
         <w:t>PREMISE</w:t>
       </w:r>
     </w:p>
-    <w:p ns2:paraId="60CC0B96" ns2:textId="77777777">
+    <w:p>
       <w:pPr>
         <w:pStyle w:val="BodyText"/>
         <w:spacing w:before="58" w:line="244" w:lineRule="auto"/>
@@ -2285,7 +2277,7 @@
         <w:t>VACANT</w:t>
       </w:r>
     </w:p>
-    <w:p ns2:paraId="1BD43C65" ns2:textId="0EE55A61">
+    <w:p>
       <w:pPr>
         <w:pStyle w:val="BodyText"/>
         <w:spacing w:before="58" w:line="244" w:lineRule="auto"/>
@@ -2295,7 +2287,7 @@
           <w:b/>
         </w:rPr>
         <w:sectPr>
-          <w:footerReference w:type="default" ns3:id="rId7"/>
+          <w:footerReference w:type="default" r:id="rId7"/>
           <w:type w:val="continuous"/>
           <w:pgSz w:w="12240" w:h="15840"/>
           <w:pgMar w:top="1820" w:right="1080" w:bottom="1600" w:left="1080" w:header="0" w:footer="1416" w:gutter="0"/>
@@ -2304,7 +2296,7 @@
         </w:sectPr>
       </w:pPr>
     </w:p>
-    <w:p ns2:paraId="381DA983" ns2:textId="77777777">
+    <w:p>
       <w:pPr>
         <w:pStyle w:val="Heading2"/>
         <w:numPr>
@@ -2337,7 +2329,7 @@
         <w:t>DOCUMENTS</w:t>
       </w:r>
     </w:p>
-    <w:p ns2:paraId="64FCD09E" ns2:textId="77777777">
+    <w:p>
       <w:pPr>
         <w:pStyle w:val="BodyText"/>
         <w:spacing w:before="53" w:line="249" w:lineRule="auto"/>
@@ -2492,7 +2484,7 @@
         <w:t>(“Title Report”); and (b) copies of all documents referenced as exceptions therein (together with the Title Report, the “Title Documents”).</w:t>
       </w:r>
     </w:p>
-    <w:p ns2:paraId="51DC28EB" ns2:textId="77777777">
+    <w:p>
       <w:pPr>
         <w:pStyle w:val="Heading2"/>
         <w:numPr>
@@ -2551,7 +2543,7 @@
         <w:t>EXTENSIONS</w:t>
       </w:r>
     </w:p>
-    <w:p ns2:paraId="061AB251" ns2:textId="77777777">
+    <w:p>
       <w:pPr>
         <w:pStyle w:val="BodyText"/>
         <w:spacing w:before="59" w:line="247" w:lineRule="auto"/>
@@ -2751,7 +2743,7 @@
         <w:t>option of Buyer whereas all earnest monies to be refunded to buyer.</w:t>
       </w:r>
     </w:p>
-    <w:p ns2:paraId="493772F7" ns2:textId="77777777">
+    <w:p>
       <w:pPr>
         <w:pStyle w:val="Heading2"/>
         <w:numPr>
@@ -2783,7 +2775,7 @@
         <w:t>INSURANCE</w:t>
       </w:r>
     </w:p>
-    <w:p ns2:paraId="6F4247A4" ns2:textId="77777777">
+    <w:p>
       <w:pPr>
         <w:pStyle w:val="BodyText"/>
         <w:spacing w:before="53"/>
@@ -2886,7 +2878,7 @@
         <w:t>insurable.</w:t>
       </w:r>
     </w:p>
-    <w:p ns2:paraId="5CC35D95" ns2:textId="77777777">
+    <w:p>
       <w:pPr>
         <w:pStyle w:val="Heading2"/>
         <w:numPr>
@@ -2932,7 +2924,7 @@
         <w:t>WARRANTIES</w:t>
       </w:r>
     </w:p>
-    <w:p ns2:paraId="4DE9F279" ns2:textId="77777777">
+    <w:p>
       <w:pPr>
         <w:pStyle w:val="ListParagraph"/>
         <w:numPr>
@@ -2969,7 +2961,7 @@
         <w:t>carry out its obligations hereunder.</w:t>
       </w:r>
     </w:p>
-    <w:p ns2:paraId="2307E187" ns2:textId="426221D7">
+    <w:p>
       <w:pPr>
         <w:pStyle w:val="ListParagraph"/>
         <w:numPr>
@@ -3227,7 +3219,7 @@
         <w:t>condition as of the Effective Date.</w:t>
       </w:r>
     </w:p>
-    <w:p ns2:paraId="0063BC28" ns2:textId="77777777">
+    <w:p>
       <w:pPr>
         <w:pStyle w:val="ListParagraph"/>
         <w:numPr>
@@ -3251,7 +3243,7 @@
         <w:t>Seller acknowledges, agrees and understands that any personal property left on the Property after COE will convey to Buyer and may be disposed of by Buyer at Buyer’s discretion.</w:t>
       </w:r>
     </w:p>
-    <w:p ns2:paraId="0D360248" ns2:textId="77777777">
+    <w:p>
       <w:pPr>
         <w:pStyle w:val="Heading2"/>
         <w:numPr>
@@ -3283,7 +3275,7 @@
         <w:t>DISCLOSURE</w:t>
       </w:r>
     </w:p>
-    <w:p ns2:paraId="6C023D07" ns2:textId="77777777">
+    <w:p>
       <w:pPr>
         <w:pStyle w:val="BodyText"/>
         <w:spacing w:before="53"/>
@@ -3467,7 +3459,7 @@
         <w:t>principal.</w:t>
       </w:r>
     </w:p>
-    <w:p ns2:paraId="2CEC1897" ns2:textId="77777777">
+    <w:p>
       <w:pPr>
         <w:pStyle w:val="Heading2"/>
         <w:numPr>
@@ -3513,7 +3505,7 @@
         <w:t>SELLER</w:t>
       </w:r>
     </w:p>
-    <w:p ns2:paraId="7878285A" ns2:textId="77777777">
+    <w:p>
       <w:pPr>
         <w:pStyle w:val="BodyText"/>
         <w:spacing w:before="53" w:line="247" w:lineRule="auto"/>
@@ -3713,7 +3705,7 @@
         <w:t>specific performance and/or damages.</w:t>
       </w:r>
     </w:p>
-    <w:p ns2:paraId="34B0FA2F" ns2:textId="77777777">
+    <w:p>
       <w:pPr>
         <w:pStyle w:val="Heading2"/>
         <w:numPr>
@@ -3760,7 +3752,7 @@
         <w:t>BUYER</w:t>
       </w:r>
     </w:p>
-    <w:p ns2:paraId="047AAFB9" ns2:textId="77777777">
+    <w:p>
       <w:pPr>
         <w:pStyle w:val="BodyText"/>
         <w:spacing w:before="53"/>
@@ -3899,7 +3891,7 @@
         <w:t>damages.</w:t>
       </w:r>
     </w:p>
-    <w:p ns2:paraId="71B40D18" ns2:textId="77777777">
+    <w:p>
       <w:pPr>
         <w:pStyle w:val="Heading2"/>
         <w:numPr>
@@ -3933,7 +3925,7 @@
         <w:t>AGREEMENT</w:t>
       </w:r>
     </w:p>
-    <w:p ns2:paraId="23673719" ns2:textId="77777777">
+    <w:p>
       <w:pPr>
         <w:pStyle w:val="BodyText"/>
         <w:spacing w:before="53" w:line="247" w:lineRule="auto"/>
@@ -4691,7 +4683,7 @@
         <w:t>form shall automatically be revoked upon my death or incapacitation, provided any person relying on this power of attorney shall give full rights to accept and rely upon the authority of the Attorney-in-Fact until the receipt of actual notice of revocation.</w:t>
       </w:r>
     </w:p>
-    <w:p ns2:paraId="49B98AC8" ns2:textId="77777777">
+    <w:p>
       <w:pPr>
         <w:pStyle w:val="Heading2"/>
         <w:numPr>
@@ -4735,7 +4727,7 @@
         <w:t>CONTRACT</w:t>
       </w:r>
     </w:p>
-    <w:p ns2:paraId="6E0DE62E" ns2:textId="77777777">
+    <w:p>
       <w:pPr>
         <w:pStyle w:val="BodyText"/>
         <w:spacing w:before="58" w:line="247" w:lineRule="auto"/>
@@ -5196,7 +5188,7 @@
         <w:t>where the subject property is located, upon instruction from the buyer.</w:t>
       </w:r>
     </w:p>
-    <w:p ns2:paraId="26447683" ns2:textId="77777777">
+    <w:p>
       <w:pPr>
         <w:pStyle w:val="BodyText"/>
         <w:spacing w:line="247" w:lineRule="auto"/>
@@ -5208,7 +5200,7 @@
         </w:sectPr>
       </w:pPr>
     </w:p>
-    <w:p ns2:paraId="2B83468C" ns2:textId="77777777">
+    <w:p>
       <w:pPr>
         <w:pStyle w:val="Heading2"/>
         <w:numPr>
@@ -5270,7 +5262,7 @@
         <w:t>REPRESENTATIONS</w:t>
       </w:r>
     </w:p>
-    <w:p ns2:paraId="66364339" ns2:textId="77777777">
+    <w:p>
       <w:pPr>
         <w:spacing w:before="53" w:line="247" w:lineRule="auto"/>
         <w:ind w:left="714" w:right="341" w:hanging="10"/>
@@ -5442,7 +5434,7 @@
         <w:t>IN</w:t>
       </w:r>
     </w:p>
-    <w:p ns2:paraId="4ABDBDCB" ns2:textId="77777777">
+    <w:p>
       <w:pPr>
         <w:pStyle w:val="BodyText"/>
         <w:spacing w:before="5" w:line="244" w:lineRule="auto"/>
@@ -5579,13 +5571,13 @@
         <w:t>This Contract may be amended or modified only by an agreement in writing signed by Buyer and Seller.</w:t>
       </w:r>
     </w:p>
-    <w:p ns2:paraId="6C26F7A6" ns2:textId="77777777">
+    <w:p>
       <w:pPr>
         <w:pStyle w:val="BodyText"/>
         <w:spacing w:before="131"/>
       </w:pPr>
     </w:p>
-    <w:p ns2:paraId="2DF79284" ns2:textId="77777777">
+    <w:p>
       <w:pPr>
         <w:pStyle w:val="Heading2"/>
         <w:numPr>
@@ -5645,7 +5637,7 @@
         <w:t>CONDITIONS</w:t>
       </w:r>
     </w:p>
-    <w:p ns2:paraId="0DBCAB7F" ns2:textId="77777777">
+    <w:p>
       <w:pPr>
         <w:pStyle w:val="BodyText"/>
         <w:spacing w:before="58" w:line="249" w:lineRule="auto"/>
@@ -5656,328 +5648,40 @@
         <w:rPr>
           <w:noProof/>
         </w:rPr>
-        <ns1:AlternateContent>
-          <ns1:Choice Requires="wps">
-            <w:drawing>
-              <ns4:anchor distT="0" distB="0" distL="0" distR="0" simplePos="0" relativeHeight="487587840" behindDoc="1" locked="0" layoutInCell="1" allowOverlap="1" ns5:anchorId="20CADF15" ns5:editId="21DCF4E8">
-                <ns4:simplePos x="0" y="0"/>
-                <ns4:positionH relativeFrom="page">
-                  <ns4:posOffset>914400</ns4:posOffset>
-                </ns4:positionH>
-                <ns4:positionV relativeFrom="paragraph">
-                  <ns4:posOffset>363220</ns4:posOffset>
-                </ns4:positionV>
-                <ns4:extent cx="5904865" cy="1270"/>
-                <ns4:effectExtent l="0" t="0" r="13335" b="11430"/>
-                <ns4:wrapTopAndBottom/>
-                <ns4:docPr id="988487563" name="docshape4"/>
-                <ns4:cNvGraphicFramePr>
-                  <ns6:graphicFrameLocks/>
-                </ns4:cNvGraphicFramePr>
-                <ns6:graphic>
-                  <ns6:graphicData uri="http://schemas.microsoft.com/office/word/2010/wordprocessingShape">
-                    <ns7:wsp>
-                      <ns7:cNvSpPr>
-                        <ns6:spLocks/>
-                      </ns7:cNvSpPr>
-                      <ns7:spPr bwMode="auto">
-                        <ns6:xfrm>
-                          <ns6:off x="0" y="0"/>
-                          <ns6:ext cx="5904865" cy="1270"/>
-                        </ns6:xfrm>
-                        <ns6:custGeom>
-                          <ns6:avLst/>
-                          <ns6:gdLst>
-                            <ns6:gd name="T0" fmla="+- 0 1440 1440"/>
-                            <ns6:gd name="T1" fmla="*/ T0 w 9299"/>
-                            <ns6:gd name="T2" fmla="+- 0 10739 1440"/>
-                            <ns6:gd name="T3" fmla="*/ T2 w 9299"/>
-                          </ns6:gdLst>
-                          <ns6:ahLst/>
-                          <ns6:cxnLst>
-                            <ns6:cxn ang="0">
-                              <ns6:pos x="T1" y="0"/>
-                            </ns6:cxn>
-                            <ns6:cxn ang="0">
-                              <ns6:pos x="T3" y="0"/>
-                            </ns6:cxn>
-                          </ns6:cxnLst>
-                          <ns6:rect l="0" t="0" r="r" b="b"/>
-                          <ns6:pathLst>
-                            <ns6:path w="9299">
-                              <ns6:moveTo>
-                                <ns6:pt x="0" y="0"/>
-                              </ns6:moveTo>
-                              <ns6:lnTo>
-                                <ns6:pt x="9299" y="0"/>
-                              </ns6:lnTo>
-                            </ns6:path>
-                          </ns6:pathLst>
-                        </ns6:custGeom>
-                        <ns6:noFill/>
-                        <ns6:ln w="5196">
-                          <ns6:solidFill>
-                            <ns6:srgbClr val="000000"/>
-                          </ns6:solidFill>
-                          <ns6:prstDash val="solid"/>
-                          <ns6:round/>
-                          <ns6:headEnd/>
-                          <ns6:tailEnd/>
-                        </ns6:ln>
-                        <ns6:extLst>
-                          <ns6:ext uri="{909E8E84-426E-40DD-AFC4-6F175D3DCCD1}">
-                            <ns8:hiddenFill>
-                              <ns6:solidFill>
-                                <ns6:srgbClr val="FFFFFF"/>
-                              </ns6:solidFill>
-                            </ns8:hiddenFill>
-                          </ns6:ext>
-                        </ns6:extLst>
-                      </ns7:spPr>
-                      <ns7:bodyPr rot="0" vert="horz" wrap="square" lIns="91440" tIns="45720" rIns="91440" bIns="45720" anchor="t" anchorCtr="0" upright="1">
-                        <ns6:noAutofit/>
-                      </ns7:bodyPr>
-                    </ns7:wsp>
-                  </ns6:graphicData>
-                </ns6:graphic>
-                <ns5:sizeRelH relativeFrom="page">
-                  <ns5:pctWidth>0</ns5:pctWidth>
-                </ns5:sizeRelH>
-                <ns5:sizeRelV relativeFrom="page">
-                  <ns5:pctHeight>0</ns5:pctHeight>
-                </ns5:sizeRelV>
-              </ns4:anchor>
-            </w:drawing>
-          </ns1:Choice>
-          <ns1:Fallback>
-            <w:pict>
-              <ns9:shape ns2:anchorId="14AE6903" id="docshape4" ns10:spid="_x0000_s1026" style="position:absolute;margin-left:1in;margin-top:28.6pt;width:464.95pt;height:.1pt;z-index:-15728640;visibility:visible;mso-wrap-style:square;mso-width-percent:0;mso-height-percent:0;mso-wrap-distance-left:0;mso-wrap-distance-top:0;mso-wrap-distance-right:0;mso-wrap-distance-bottom:0;mso-position-horizontal:absolute;mso-position-horizontal-relative:page;mso-position-vertical:absolute;mso-position-vertical-relative:text;mso-width-percent:0;mso-height-percent:0;mso-width-relative:page;mso-height-relative:page;v-text-anchor:top" coordsize="9299,1270" ns10:gfxdata="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" path="m,l9299,e" filled="f" strokeweight=".14433mm">
-                <ns9:path arrowok="t" ns10:connecttype="custom" ns10:connectlocs="0,0;5904865,0" ns10:connectangles="0,0"/>
-                <ns11:wrap type="topAndBottom" anchorx="page"/>
-              </ns9:shape>
-            </w:pict>
-          </ns1:Fallback>
-        </ns1:AlternateContent>
+        <w:pict w14:anchorId="39EF7C18">
+          <v:shape id="docshape4" o:spid="_x0000_s2052" alt="" style="position:absolute;left:0;text-align:left;margin-left:1in;margin-top:28.6pt;width:464.95pt;height:.1pt;z-index:-15728640;visibility:visible;mso-wrap-style:square;mso-wrap-edited:f;mso-width-percent:0;mso-height-percent:0;mso-wrap-distance-left:0;mso-wrap-distance-top:0;mso-wrap-distance-right:0;mso-wrap-distance-bottom:0;mso-position-horizontal:absolute;mso-position-horizontal-relative:page;mso-position-vertical:absolute;mso-position-vertical-relative:text;mso-width-percent:0;mso-height-percent:0;mso-width-relative:page;mso-height-relative:page;v-text-anchor:top" coordsize="9299,1270" path="m,l9299,e" filled="f" strokeweight=".14433mm">
+            <v:path arrowok="t" o:connecttype="custom" o:connectlocs="0,0;2147483646,0" o:connectangles="0,0"/>
+            <w10:wrap type="topAndBottom" anchorx="page"/>
+          </v:shape>
+        </w:pict>
       </w:r>
       <w:r>
         <w:rPr>
           <w:noProof/>
         </w:rPr>
-        <ns1:AlternateContent>
-          <ns1:Choice Requires="wps">
-            <w:drawing>
-              <ns4:anchor distT="0" distB="0" distL="0" distR="0" simplePos="0" relativeHeight="487588352" behindDoc="1" locked="0" layoutInCell="1" allowOverlap="1" ns5:anchorId="34AC3EAD" ns5:editId="4EED36E2">
-                <ns4:simplePos x="0" y="0"/>
-                <ns4:positionH relativeFrom="page">
-                  <ns4:posOffset>914400</ns4:posOffset>
-                </ns4:positionH>
-                <ns4:positionV relativeFrom="paragraph">
-                  <ns4:posOffset>509905</ns4:posOffset>
-                </ns4:positionV>
-                <ns4:extent cx="5904865" cy="1270"/>
-                <ns4:effectExtent l="0" t="0" r="13335" b="11430"/>
-                <ns4:wrapTopAndBottom/>
-                <ns4:docPr id="891333302" name="docshape5"/>
-                <ns4:cNvGraphicFramePr>
-                  <ns6:graphicFrameLocks/>
-                </ns4:cNvGraphicFramePr>
-                <ns6:graphic>
-                  <ns6:graphicData uri="http://schemas.microsoft.com/office/word/2010/wordprocessingShape">
-                    <ns7:wsp>
-                      <ns7:cNvSpPr>
-                        <ns6:spLocks/>
-                      </ns7:cNvSpPr>
-                      <ns7:spPr bwMode="auto">
-                        <ns6:xfrm>
-                          <ns6:off x="0" y="0"/>
-                          <ns6:ext cx="5904865" cy="1270"/>
-                        </ns6:xfrm>
-                        <ns6:custGeom>
-                          <ns6:avLst/>
-                          <ns6:gdLst>
-                            <ns6:gd name="T0" fmla="+- 0 1440 1440"/>
-                            <ns6:gd name="T1" fmla="*/ T0 w 9299"/>
-                            <ns6:gd name="T2" fmla="+- 0 10739 1440"/>
-                            <ns6:gd name="T3" fmla="*/ T2 w 9299"/>
-                          </ns6:gdLst>
-                          <ns6:ahLst/>
-                          <ns6:cxnLst>
-                            <ns6:cxn ang="0">
-                              <ns6:pos x="T1" y="0"/>
-                            </ns6:cxn>
-                            <ns6:cxn ang="0">
-                              <ns6:pos x="T3" y="0"/>
-                            </ns6:cxn>
-                          </ns6:cxnLst>
-                          <ns6:rect l="0" t="0" r="r" b="b"/>
-                          <ns6:pathLst>
-                            <ns6:path w="9299">
-                              <ns6:moveTo>
-                                <ns6:pt x="0" y="0"/>
-                              </ns6:moveTo>
-                              <ns6:lnTo>
-                                <ns6:pt x="9299" y="0"/>
-                              </ns6:lnTo>
-                            </ns6:path>
-                          </ns6:pathLst>
-                        </ns6:custGeom>
-                        <ns6:noFill/>
-                        <ns6:ln w="5196">
-                          <ns6:solidFill>
-                            <ns6:srgbClr val="000000"/>
-                          </ns6:solidFill>
-                          <ns6:prstDash val="solid"/>
-                          <ns6:round/>
-                          <ns6:headEnd/>
-                          <ns6:tailEnd/>
-                        </ns6:ln>
-                        <ns6:extLst>
-                          <ns6:ext uri="{909E8E84-426E-40DD-AFC4-6F175D3DCCD1}">
-                            <ns8:hiddenFill>
-                              <ns6:solidFill>
-                                <ns6:srgbClr val="FFFFFF"/>
-                              </ns6:solidFill>
-                            </ns8:hiddenFill>
-                          </ns6:ext>
-                        </ns6:extLst>
-                      </ns7:spPr>
-                      <ns7:bodyPr rot="0" vert="horz" wrap="square" lIns="91440" tIns="45720" rIns="91440" bIns="45720" anchor="t" anchorCtr="0" upright="1">
-                        <ns6:noAutofit/>
-                      </ns7:bodyPr>
-                    </ns7:wsp>
-                  </ns6:graphicData>
-                </ns6:graphic>
-                <ns5:sizeRelH relativeFrom="page">
-                  <ns5:pctWidth>0</ns5:pctWidth>
-                </ns5:sizeRelH>
-                <ns5:sizeRelV relativeFrom="page">
-                  <ns5:pctHeight>0</ns5:pctHeight>
-                </ns5:sizeRelV>
-              </ns4:anchor>
-            </w:drawing>
-          </ns1:Choice>
-          <ns1:Fallback>
-            <w:pict>
-              <ns9:shape ns2:anchorId="55449C4E" id="docshape5" ns10:spid="_x0000_s1026" style="position:absolute;margin-left:1in;margin-top:40.15pt;width:464.95pt;height:.1pt;z-index:-15728128;visibility:visible;mso-wrap-style:square;mso-width-percent:0;mso-height-percent:0;mso-wrap-distance-left:0;mso-wrap-distance-top:0;mso-wrap-distance-right:0;mso-wrap-distance-bottom:0;mso-position-horizontal:absolute;mso-position-horizontal-relative:page;mso-position-vertical:absolute;mso-position-vertical-relative:text;mso-width-percent:0;mso-height-percent:0;mso-width-relative:page;mso-height-relative:page;v-text-anchor:top" coordsize="9299,1270" ns10:gfxdata="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" path="m,l9299,e" filled="f" strokeweight=".14433mm">
-                <ns9:path arrowok="t" ns10:connecttype="custom" ns10:connectlocs="0,0;5904865,0" ns10:connectangles="0,0"/>
-                <ns11:wrap type="topAndBottom" anchorx="page"/>
-              </ns9:shape>
-            </w:pict>
-          </ns1:Fallback>
-        </ns1:AlternateContent>
+        <w:pict w14:anchorId="78991C90">
+          <v:shape id="docshape5" o:spid="_x0000_s2051" alt="" style="position:absolute;left:0;text-align:left;margin-left:1in;margin-top:40.15pt;width:464.95pt;height:.1pt;z-index:-15728128;visibility:visible;mso-wrap-style:square;mso-wrap-edited:f;mso-width-percent:0;mso-height-percent:0;mso-wrap-distance-left:0;mso-wrap-distance-top:0;mso-wrap-distance-right:0;mso-wrap-distance-bottom:0;mso-position-horizontal:absolute;mso-position-horizontal-relative:page;mso-position-vertical:absolute;mso-position-vertical-relative:text;mso-width-percent:0;mso-height-percent:0;mso-width-relative:page;mso-height-relative:page;v-text-anchor:top" coordsize="9299,1270" path="m,l9299,e" filled="f" strokeweight=".14433mm">
+            <v:path arrowok="t" o:connecttype="custom" o:connectlocs="0,0;2147483646,0" o:connectangles="0,0"/>
+            <w10:wrap type="topAndBottom" anchorx="page"/>
+          </v:shape>
+        </w:pict>
       </w:r>
       <w:r>
         <w:rPr>
           <w:noProof/>
         </w:rPr>
-        <ns1:AlternateContent>
-          <ns1:Choice Requires="wps">
-            <w:drawing>
-              <ns4:anchor distT="0" distB="0" distL="0" distR="0" simplePos="0" relativeHeight="487588864" behindDoc="1" locked="0" layoutInCell="1" allowOverlap="1" ns5:anchorId="7D5F533D" ns5:editId="4D0954E1">
-                <ns4:simplePos x="0" y="0"/>
-                <ns4:positionH relativeFrom="page">
-                  <ns4:posOffset>914400</ns4:posOffset>
-                </ns4:positionH>
-                <ns4:positionV relativeFrom="paragraph">
-                  <ns4:posOffset>655955</ns4:posOffset>
-                </ns4:positionV>
-                <ns4:extent cx="5904865" cy="1270"/>
-                <ns4:effectExtent l="0" t="0" r="13335" b="11430"/>
-                <ns4:wrapTopAndBottom/>
-                <ns4:docPr id="1998185470" name="docshape6"/>
-                <ns4:cNvGraphicFramePr>
-                  <ns6:graphicFrameLocks/>
-                </ns4:cNvGraphicFramePr>
-                <ns6:graphic>
-                  <ns6:graphicData uri="http://schemas.microsoft.com/office/word/2010/wordprocessingShape">
-                    <ns7:wsp>
-                      <ns7:cNvSpPr>
-                        <ns6:spLocks/>
-                      </ns7:cNvSpPr>
-                      <ns7:spPr bwMode="auto">
-                        <ns6:xfrm>
-                          <ns6:off x="0" y="0"/>
-                          <ns6:ext cx="5904865" cy="1270"/>
-                        </ns6:xfrm>
-                        <ns6:custGeom>
-                          <ns6:avLst/>
-                          <ns6:gdLst>
-                            <ns6:gd name="T0" fmla="+- 0 1440 1440"/>
-                            <ns6:gd name="T1" fmla="*/ T0 w 9299"/>
-                            <ns6:gd name="T2" fmla="+- 0 10739 1440"/>
-                            <ns6:gd name="T3" fmla="*/ T2 w 9299"/>
-                          </ns6:gdLst>
-                          <ns6:ahLst/>
-                          <ns6:cxnLst>
-                            <ns6:cxn ang="0">
-                              <ns6:pos x="T1" y="0"/>
-                            </ns6:cxn>
-                            <ns6:cxn ang="0">
-                              <ns6:pos x="T3" y="0"/>
-                            </ns6:cxn>
-                          </ns6:cxnLst>
-                          <ns6:rect l="0" t="0" r="r" b="b"/>
-                          <ns6:pathLst>
-                            <ns6:path w="9299">
-                              <ns6:moveTo>
-                                <ns6:pt x="0" y="0"/>
-                              </ns6:moveTo>
-                              <ns6:lnTo>
-                                <ns6:pt x="9299" y="0"/>
-                              </ns6:lnTo>
-                            </ns6:path>
-                          </ns6:pathLst>
-                        </ns6:custGeom>
-                        <ns6:noFill/>
-                        <ns6:ln w="5196">
-                          <ns6:solidFill>
-                            <ns6:srgbClr val="000000"/>
-                          </ns6:solidFill>
-                          <ns6:prstDash val="solid"/>
-                          <ns6:round/>
-                          <ns6:headEnd/>
-                          <ns6:tailEnd/>
-                        </ns6:ln>
-                        <ns6:extLst>
-                          <ns6:ext uri="{909E8E84-426E-40DD-AFC4-6F175D3DCCD1}">
-                            <ns8:hiddenFill>
-                              <ns6:solidFill>
-                                <ns6:srgbClr val="FFFFFF"/>
-                              </ns6:solidFill>
-                            </ns8:hiddenFill>
-                          </ns6:ext>
-                        </ns6:extLst>
-                      </ns7:spPr>
-                      <ns7:bodyPr rot="0" vert="horz" wrap="square" lIns="91440" tIns="45720" rIns="91440" bIns="45720" anchor="t" anchorCtr="0" upright="1">
-                        <ns6:noAutofit/>
-                      </ns7:bodyPr>
-                    </ns7:wsp>
-                  </ns6:graphicData>
-                </ns6:graphic>
-                <ns5:sizeRelH relativeFrom="page">
-                  <ns5:pctWidth>0</ns5:pctWidth>
-                </ns5:sizeRelH>
-                <ns5:sizeRelV relativeFrom="page">
-                  <ns5:pctHeight>0</ns5:pctHeight>
-                </ns5:sizeRelV>
-              </ns4:anchor>
-            </w:drawing>
-          </ns1:Choice>
-          <ns1:Fallback>
-            <w:pict>
-              <ns9:shape ns2:anchorId="131E24B6" id="docshape6" ns10:spid="_x0000_s1026" style="position:absolute;margin-left:1in;margin-top:51.65pt;width:464.95pt;height:.1pt;z-index:-15727616;visibility:visible;mso-wrap-style:square;mso-width-percent:0;mso-height-percent:0;mso-wrap-distance-left:0;mso-wrap-distance-top:0;mso-wrap-distance-right:0;mso-wrap-distance-bottom:0;mso-position-horizontal:absolute;mso-position-horizontal-relative:page;mso-position-vertical:absolute;mso-position-vertical-relative:text;mso-width-percent:0;mso-height-percent:0;mso-width-relative:page;mso-height-relative:page;v-text-anchor:top" coordsize="9299,1270" ns10:gfxdata="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" path="m,l9299,e" filled="f" strokeweight=".14433mm">
-                <ns9:path arrowok="t" ns10:connecttype="custom" ns10:connectlocs="0,0;5904865,0" ns10:connectangles="0,0"/>
-                <ns11:wrap type="topAndBottom" anchorx="page"/>
-              </ns9:shape>
-            </w:pict>
-          </ns1:Fallback>
-        </ns1:AlternateContent>
+        <w:pict w14:anchorId="29B8F51A">
+          <v:shape id="Freeform 4" o:spid="_x0000_s2050" style="position:absolute;left:0;text-align:left;margin-left:1in;margin-top:51.65pt;width:464.95pt;height:.1pt;z-index:-15727616;visibility:visible;mso-wrap-style:square;mso-width-percent:0;mso-height-percent:0;mso-wrap-distance-left:0;mso-wrap-distance-top:0;mso-wrap-distance-right:0;mso-wrap-distance-bottom:0;mso-position-horizontal:absolute;mso-position-horizontal-relative:page;mso-position-vertical:absolute;mso-position-vertical-relative:text;mso-width-percent:0;mso-height-percent:0;mso-width-relative:page;mso-height-relative:page;v-text-anchor:top" coordsize="9299,1270" o:gfxdata="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" path="m,l9299,e" filled="f" strokeweight=".14433mm">
+            <v:path arrowok="t" o:connecttype="custom" o:connectlocs="0,0;5904865,0" o:connectangles="0,0"/>
+            <w10:wrap type="topAndBottom" anchorx="page"/>
+          </v:shape>
+        </w:pict>
       </w:r>
       <w:r>
         <w:t>If there is a conflict between these Additional Terms and Conditions and any other term of condition in this Contract, then the Addition Terms and Condition shall control.</w:t>
       </w:r>
     </w:p>
-    <w:p ns2:paraId="1A0BDCF0" ns2:textId="77777777">
+    <w:p>
       <w:pPr>
         <w:pStyle w:val="BodyText"/>
         <w:spacing w:before="7"/>
@@ -5986,7 +5690,7 @@
         </w:rPr>
       </w:pPr>
     </w:p>
-    <w:p ns2:paraId="5427A6B2" ns2:textId="77777777">
+    <w:p>
       <w:pPr>
         <w:pStyle w:val="BodyText"/>
         <w:spacing w:before="6"/>
@@ -5995,18 +5699,18 @@
         </w:rPr>
       </w:pPr>
     </w:p>
-    <w:p ns2:paraId="1032EDC2" ns2:textId="77777777">
+    <w:p>
       <w:pPr>
         <w:pStyle w:val="BodyText"/>
       </w:pPr>
     </w:p>
-    <w:p ns2:paraId="0CD7DEF5" ns2:textId="77777777">
+    <w:p>
       <w:pPr>
         <w:pStyle w:val="BodyText"/>
         <w:spacing w:before="49"/>
       </w:pPr>
     </w:p>
-    <w:p ns2:paraId="50910850" ns2:textId="77777777">
+    <w:p>
       <w:pPr>
         <w:pStyle w:val="BodyText"/>
         <w:ind w:left="360"/>
@@ -6153,23 +5857,23 @@
         <w:t>below.</w:t>
       </w:r>
     </w:p>
-    <w:p ns2:paraId="66F8BE73" ns2:textId="77777777">
+    <w:p>
       <w:pPr>
         <w:pStyle w:val="BodyText"/>
       </w:pPr>
     </w:p>
-    <w:p ns2:paraId="6FAF365D" ns2:textId="77777777">
+    <w:p>
       <w:pPr>
         <w:pStyle w:val="BodyText"/>
       </w:pPr>
     </w:p>
-    <w:p ns2:paraId="2FC57FE7" ns2:textId="77777777">
+    <w:p>
       <w:pPr>
         <w:pStyle w:val="BodyText"/>
         <w:spacing w:before="69"/>
       </w:pPr>
     </w:p>
-    <w:p ns2:paraId="46C88CF8" ns2:textId="77777777">
+    <w:p>
       <w:pPr>
         <w:ind w:left="360"/>
         <w:rPr>
@@ -6240,23 +5944,23 @@
         <w:t>BUYER</w:t>
       </w:r>
     </w:p>
-    <w:p ns2:paraId="16D4EDF2" ns2:textId="77777777">
+    <w:p>
       <w:pPr>
         <w:pStyle w:val="BodyText"/>
       </w:pPr>
     </w:p>
-    <w:p ns2:paraId="01B92D51" ns2:textId="77777777">
+    <w:p>
       <w:pPr>
         <w:pStyle w:val="BodyText"/>
       </w:pPr>
     </w:p>
-    <w:p ns2:paraId="380C2C15" ns2:textId="77777777">
+    <w:p>
       <w:pPr>
         <w:pStyle w:val="BodyText"/>
         <w:spacing w:before="112"/>
       </w:pPr>
     </w:p>
-    <w:p ns2:paraId="4603E930" ns2:textId="77777777">
+    <w:p>
       <w:pPr>
         <w:tabs>
           <w:tab w:val="left" w:pos="4682"/>
@@ -6296,23 +6000,29 @@
         <w:tab/>
       </w:r>
     </w:p>
-    <w:p ns2:paraId="1F15B2D4" ns2:textId="77777777">
+    <w:p>
       <w:pPr>
         <w:pStyle w:val="BodyText"/>
       </w:pPr>
     </w:p>
-    <w:p ns2:paraId="1E7A2112" ns2:textId="77777777">
+    <w:p>
       <w:pPr>
         <w:pStyle w:val="BodyText"/>
       </w:pPr>
     </w:p>
-    <w:p ns2:paraId="4E536FE7" ns2:textId="77777777">
+    <w:p>
       <w:pPr>
         <w:pStyle w:val="BodyText"/>
         <w:spacing w:before="26"/>
       </w:pPr>
     </w:p>
-    <w:p ns2:paraId="71F8CBE1" ns2:textId="77777777">
+    <w:p>
+      <w:pPr>
+        <w:pStyle w:val="BodyText"/>
+        <w:spacing w:before="26"/>
+      </w:pPr>
+    </w:p>
+    <w:p>
       <w:pPr>
         <w:ind w:left="360"/>
         <w:rPr>
@@ -6383,30 +6093,30 @@
         <w:t>SELLER</w:t>
       </w:r>
     </w:p>
-    <w:p ns2:paraId="70B26435" ns2:textId="77777777">
+    <w:p>
       <w:pPr>
         <w:pStyle w:val="BodyText"/>
       </w:pPr>
     </w:p>
-    <w:p ns2:paraId="06BB2DA2" ns2:textId="77777777">
+    <w:p>
       <w:pPr>
         <w:pStyle w:val="BodyText"/>
       </w:pPr>
     </w:p>
-    <w:p ns2:paraId="55D25460" ns2:textId="77777777">
+    <w:p>
       <w:pPr>
         <w:pStyle w:val="BodyText"/>
-        <w:spacing w:before="112"/>
-      </w:pPr>
-    </w:p>
-    <w:p ns2:paraId="00FBCD62" ns2:textId="77777777">
+        <w:spacing w:before="174"/>
+      </w:pPr>
+    </w:p>
+    <w:p>
       <w:pPr>
         <w:tabs>
-          <w:tab w:val="left" w:pos="4850"/>
-          <w:tab w:val="left" w:pos="5289"/>
-          <w:tab w:val="left" w:pos="7106"/>
+          <w:tab w:val="left" w:pos="2608"/>
+          <w:tab w:val="left" w:pos="3959"/>
+          <w:tab w:val="left" w:pos="6065"/>
         </w:tabs>
-        <w:ind w:left="66"/>
+        <w:ind w:right="408"/>
         <w:jc w:val="center"/>
         <w:rPr>
           <w:sz w:val="20"/>
@@ -6416,57 +6126,279 @@
         <w:rPr>
           <w:sz w:val="20"/>
         </w:rPr>
+        <w:t xml:space="preserve">SELLER: </w:t>
+      </w:r>
+      <w:r>
+        <w:rPr>
+          <w:sz w:val="20"/>
+          <w:u w:val="single"/>
+        </w:rPr>
+        <w:tab/>
+      </w:r>
+      <w:r>
+        <w:rPr>
+          <w:sz w:val="20"/>
+        </w:rPr>
+        <w:tab/>
+        <w:t>DATE:</w:t>
+      </w:r>
+      <w:r>
+        <w:rPr>
+          <w:spacing w:val="48"/>
+          <w:sz w:val="20"/>
+        </w:rPr>
+        <w:t xml:space="preserve"> </w:t>
+      </w:r>
+      <w:r>
+        <w:rPr>
+          <w:sz w:val="20"/>
+          <w:u w:val="single"/>
+        </w:rPr>
+        <w:tab/>
+      </w:r>
+    </w:p>
+    <w:p>
+      <w:pPr>
+        <w:spacing w:before="157"/>
+        <w:ind w:left="2726"/>
+        <w:rPr>
+          <w:rFonts w:ascii="Arial"/>
+          <w:b/>
+          <w:sz w:val="17"/>
+          <w:u w:val="single"/>
+        </w:rPr>
+      </w:pPr>
+      <w:r>
+        <w:rPr>
+          <w:rFonts w:ascii="Arial"/>
+          <w:b/>
+          <w:sz w:val="17"/>
+          <w:u w:val="single"/>
+        </w:rPr>
+        <w:t>{{SELLER_SIGNATURE_</w:t>
+      </w:r>
+      <w:r>
+        <w:rPr>
+          <w:rFonts w:ascii="Arial"/>
+          <w:b/>
+          <w:sz w:val="17"/>
+          <w:u w:val="single"/>
+        </w:rPr>
+        <w:t>1</w:t>
+      </w:r>
+      <w:r>
+        <w:rPr>
+          <w:rFonts w:ascii="Arial"/>
+          <w:b/>
+          <w:sz w:val="17"/>
+          <w:u w:val="single"/>
+        </w:rPr>
+        <w:t>}}</w:t>
+      </w:r>
+      <w:r>
+        <w:rPr>
+          <w:rFonts w:ascii="Arial"/>
+          <w:b/>
+          <w:sz w:val="17"/>
+          <w:u w:val="single"/>
+        </w:rPr>
+        <w:br/>
+      </w:r>
+      <w:r>
+        <w:rPr>
+          <w:rFonts w:ascii="Arial"/>
+          <w:b/>
+          <w:sz w:val="17"/>
+          <w:u w:val="single"/>
+        </w:rPr>
+        <w:br/>
+      </w:r>
+      <w:r>
+        <w:rPr>
+          <w:rFonts w:ascii="Arial"/>
+          <w:b/>
+          <w:sz w:val="17"/>
+          <w:u w:val="single"/>
+        </w:rPr>
+        <w:br/>
+      </w:r>
+      <w:r>
+        <w:rPr>
+          <w:rFonts w:ascii="Arial"/>
+          <w:b/>
+          <w:sz w:val="17"/>
+          <w:u w:val="single"/>
+        </w:rPr>
+        <w:br/>
+      </w:r>
+    </w:p>
+    <w:p>
+      <w:pPr>
+        <w:spacing w:before="157"/>
+        <w:rPr>
+          <w:rFonts w:asciiTheme="majorBidi" w:hAnsiTheme="majorBidi" w:cstheme="majorBidi"/>
+          <w:bCs/>
+          <w:sz w:val="20"/>
+          <w:szCs w:val="20"/>
+          <w:u w:val="single"/>
+        </w:rPr>
+      </w:pPr>
+      <w:r>
+        <w:rPr>
+          <w:rFonts w:ascii="Arial"/>
+          <w:b/>
+          <w:sz w:val="20"/>
+          <w:szCs w:val="20"/>
+        </w:rPr>
+        <w:t xml:space="preserve">                               </w:t>
+      </w:r>
+      <w:r>
+        <w:rPr>
+          <w:rFonts w:ascii="Arial"/>
+          <w:b/>
+          <w:sz w:val="20"/>
+          <w:szCs w:val="20"/>
+        </w:rPr>
+        <w:t xml:space="preserve">   </w:t>
+      </w:r>
+      <w:r>
+        <w:rPr>
+          <w:rFonts w:asciiTheme="majorBidi" w:hAnsiTheme="majorBidi" w:cstheme="majorBidi"/>
+          <w:bCs/>
+          <w:sz w:val="20"/>
+          <w:szCs w:val="20"/>
+        </w:rPr>
         <w:t>SELLER:</w:t>
       </w:r>
       <w:r>
         <w:rPr>
-          <w:spacing w:val="47"/>
-          <w:sz w:val="20"/>
-        </w:rPr>
-        <w:t xml:space="preserve"> </w:t>
-      </w:r>
-      <w:r>
-        <w:rPr>
-          <w:sz w:val="20"/>
+          <w:rFonts w:asciiTheme="majorBidi" w:hAnsiTheme="majorBidi" w:cstheme="majorBidi"/>
+          <w:bCs/>
+          <w:sz w:val="20"/>
+          <w:szCs w:val="20"/>
           <w:u w:val="single"/>
         </w:rPr>
+        <w:t xml:space="preserve"> </w:t>
+      </w:r>
+      <w:r>
+        <w:rPr>
+          <w:rFonts w:asciiTheme="majorBidi" w:hAnsiTheme="majorBidi" w:cstheme="majorBidi"/>
+          <w:bCs/>
+          <w:sz w:val="20"/>
+          <w:szCs w:val="20"/>
+          <w:u w:val="single"/>
+        </w:rPr>
         <w:tab/>
       </w:r>
       <w:r>
         <w:rPr>
-          <w:sz w:val="20"/>
+          <w:rFonts w:asciiTheme="majorBidi" w:hAnsiTheme="majorBidi" w:cstheme="majorBidi"/>
+          <w:bCs/>
+          <w:sz w:val="20"/>
+          <w:szCs w:val="20"/>
+          <w:u w:val="single"/>
         </w:rPr>
         <w:tab/>
-        <w:t xml:space="preserve">DATE: </w:t>
-      </w:r>
-      <w:r>
-        <w:rPr>
-          <w:sz w:val="20"/>
+        <w:t xml:space="preserve">     </w:t>
+      </w:r>
+      <w:r>
+        <w:rPr>
+          <w:rFonts w:asciiTheme="majorBidi" w:hAnsiTheme="majorBidi" w:cstheme="majorBidi"/>
+          <w:bCs/>
+          <w:sz w:val="20"/>
+          <w:szCs w:val="20"/>
           <w:u w:val="single"/>
         </w:rPr>
+        <w:t xml:space="preserve">  </w:t>
+      </w:r>
+      <w:r>
+        <w:rPr>
+          <w:rFonts w:asciiTheme="majorBidi" w:hAnsiTheme="majorBidi" w:cstheme="majorBidi"/>
+          <w:bCs/>
+          <w:sz w:val="20"/>
+          <w:szCs w:val="20"/>
+          <w:u w:val="single"/>
+        </w:rPr>
+        <w:t xml:space="preserve">             </w:t>
+      </w:r>
+      <w:r>
+        <w:rPr>
+          <w:rFonts w:asciiTheme="majorBidi" w:hAnsiTheme="majorBidi" w:cstheme="majorBidi"/>
+          <w:bCs/>
+          <w:sz w:val="20"/>
+          <w:szCs w:val="20"/>
+        </w:rPr>
+        <w:t xml:space="preserve">                     </w:t>
+      </w:r>
+      <w:r>
+        <w:rPr>
+          <w:rFonts w:asciiTheme="majorBidi" w:hAnsiTheme="majorBidi" w:cstheme="majorBidi"/>
+          <w:bCs/>
+          <w:sz w:val="20"/>
+          <w:szCs w:val="20"/>
+        </w:rPr>
+        <w:t xml:space="preserve"> </w:t>
+      </w:r>
+      <w:r>
+        <w:rPr>
+          <w:rFonts w:asciiTheme="majorBidi" w:hAnsiTheme="majorBidi" w:cstheme="majorBidi"/>
+          <w:bCs/>
+          <w:sz w:val="20"/>
+          <w:szCs w:val="20"/>
+        </w:rPr>
+        <w:t xml:space="preserve">  DATE:</w:t>
+      </w:r>
+      <w:r>
+        <w:rPr>
+          <w:rFonts w:asciiTheme="majorBidi" w:hAnsiTheme="majorBidi" w:cstheme="majorBidi"/>
+          <w:bCs/>
+          <w:sz w:val="20"/>
+          <w:szCs w:val="20"/>
+          <w:u w:val="single"/>
+        </w:rPr>
+        <w:t xml:space="preserve">                            </w:t>
+      </w:r>
+      <w:r>
+        <w:rPr>
+          <w:rFonts w:asciiTheme="majorBidi" w:hAnsiTheme="majorBidi" w:cstheme="majorBidi"/>
+          <w:bCs/>
+          <w:sz w:val="20"/>
+          <w:szCs w:val="20"/>
+          <w:u w:val="single"/>
+        </w:rPr>
         <w:tab/>
       </w:r>
     </w:p>
-    <w:p ns2:paraId="5702C84C" ns2:textId="77777777">
-      <w:pPr>
-        <w:spacing w:before="20"/>
-        <w:ind w:left="66" w:right="2273"/>
-        <w:jc w:val="center"/>
-        <w:rPr>
+    <w:p>
+      <w:pPr>
+        <w:spacing w:before="157"/>
+        <w:ind w:left="2726"/>
+        <w:rPr>
+          <w:rFonts w:ascii="Arial"/>
           <w:b/>
-          <w:sz w:val="20"/>
+          <w:sz w:val="17"/>
           <w:u w:val="single"/>
         </w:rPr>
       </w:pPr>
       <w:r>
         <w:rPr>
+          <w:rFonts w:ascii="Arial"/>
           <w:b/>
-          <w:spacing w:val="-7"/>
-          <w:sz w:val="20"/>
+          <w:sz w:val="17"/>
           <w:u w:val="single"/>
         </w:rPr>
-        <w:t>{{SELLER_NAME}}</w:t>
-      </w:r>
+        <w:t>{{SELLER_SIGNATURE_2}}</w:t>
+      </w:r>
+    </w:p>
+    <w:p>
+      <w:pPr>
+        <w:ind w:left="360"/>
+        <w:rPr>
+          <w:b/>
+          <w:sz w:val="20"/>
+          <w:u w:val="single"/>
+        </w:rPr>
+      </w:pPr>
     </w:p>
     <w:sectPr>
       <w:pgSz w:w="12240" w:h="15840"/>
@@ -6478,7 +6410,7 @@
 </file>
 
 <file path=word/endnotes.xml><?xml version="1.0" encoding="utf-8"?>
-<w:endnotes xmlns:wpc="http://schemas.microsoft.com/office/word/2010/wordprocessingCanvas" xmlns:cx="http://schemas.microsoft.com/office/drawing/2014/chartex" xmlns:cx1="http://schemas.microsoft.com/office/drawing/2015/9/8/chartex" xmlns:cx2="http://schemas.microsoft.com/office/drawing/2015/10/21/chartex" xmlns:cx3="http://schemas.microsoft.com/office/drawing/2016/5/9/chartex" xmlns:cx4="http://schemas.microsoft.com/office/drawing/2016/5/10/chartex" xmlns:cx5="http://schemas.microsoft.com/office/drawing/2016/5/11/chartex" xmlns:cx6="http://schemas.microsoft.com/office/drawing/2016/5/12/chartex" xmlns:cx7="http://schemas.microsoft.com/office/drawing/2016/5/13/chartex" xmlns:cx8="http://schemas.microsoft.com/office/drawing/2016/5/14/chartex" xmlns:mc="http://schemas.openxmlformats.org/markup-compatibility/2006" xmlns:m="http://schemas.openxmlformats.org/officeDocument/2006/math" xmlns:aink="http://schemas.microsoft.com/office/drawing/2016/ink" xmlns:am3d="http://schemas.microsoft.com/office/drawing/2017/model3d" xmlns:oel="http://schemas.microsoft.com/office/2019/extlst" xmlns:r="http://schemas.openxmlformats.org/officeDocument/2006/relationships" xmlns:wp14="http://schemas.microsoft.com/office/word/2010/wordprocessingDrawing" xmlns:wp="http://schemas.openxmlformats.org/drawingml/2006/wordprocessingDrawing" xmlns:wpg="http://schemas.microsoft.com/office/word/2010/wordprocessingGroup" xmlns:wpi="http://schemas.microsoft.com/office/word/2010/wordprocessingInk" xmlns:wps="http://schemas.microsoft.com/office/word/2010/wordprocessingShape" xmlns:o="urn:schemas-microsoft-com:office:office" xmlns:v="urn:schemas-microsoft-com:vml" xmlns:w10="urn:schemas-microsoft-com:office:word" xmlns:w="http://schemas.openxmlformats.org/wordprocessingml/2006/main" xmlns:w14="http://schemas.microsoft.com/office/word/2010/wordml" xmlns:w15="http://schemas.microsoft.com/office/word/2012/wordml" xmlns:w16cei="http://schemas.microsoft.com/office/word/2026/wordml/cei" xmlns:w16cex="http://schemas.microsoft.com/office/word/2018/wordml/cex" xmlns:w16cid="http://schemas.microsoft.com/office/word/2016/wordml/cid" xmlns:w16="http://schemas.microsoft.com/office/word/2018/wordml" xmlns:w16sdtdh="http://schemas.microsoft.com/office/word/2020/wordml/sdtdatahash" xmlns:w16sdtfl="http://schemas.microsoft.com/office/word/2024/wordml/sdtformatlock" xmlns:w16se="http://schemas.microsoft.com/office/word/2015/wordml/symex" xmlns:w16du="http://schemas.microsoft.com/office/word/2023/wordml/word16du" xmlns:wne="http://schemas.microsoft.com/office/word/2006/wordml" mc:Ignorable="w14 w15 w16se w16cid w16 w16cex w16sdtdh w16sdtfl w16du wp14">
+<w:endnotes xmlns:wpc="http://schemas.microsoft.com/office/word/2010/wordprocessingCanvas" xmlns:cx="http://schemas.microsoft.com/office/drawing/2014/chartex" xmlns:cx1="http://schemas.microsoft.com/office/drawing/2015/9/8/chartex" xmlns:cx2="http://schemas.microsoft.com/office/drawing/2015/10/21/chartex" xmlns:cx3="http://schemas.microsoft.com/office/drawing/2016/5/9/chartex" xmlns:cx4="http://schemas.microsoft.com/office/drawing/2016/5/10/chartex" xmlns:cx5="http://schemas.microsoft.com/office/drawing/2016/5/11/chartex" xmlns:cx6="http://schemas.microsoft.com/office/drawing/2016/5/12/chartex" xmlns:cx7="http://schemas.microsoft.com/office/drawing/2016/5/13/chartex" xmlns:cx8="http://schemas.microsoft.com/office/drawing/2016/5/14/chartex" xmlns:mc="http://schemas.openxmlformats.org/markup-compatibility/2006" xmlns:m="http://schemas.openxmlformats.org/officeDocument/2006/math" xmlns:aink="http://schemas.microsoft.com/office/drawing/2016/ink" xmlns:am3d="http://schemas.microsoft.com/office/drawing/2017/model3d" xmlns:oel="http://schemas.microsoft.com/office/2019/extlst" xmlns:r="http://schemas.openxmlformats.org/officeDocument/2006/relationships" xmlns:wp14="http://schemas.microsoft.com/office/word/2010/wordprocessingDrawing" xmlns:wp="http://schemas.openxmlformats.org/drawingml/2006/wordprocessingDrawing" xmlns:wpg="http://schemas.microsoft.com/office/word/2010/wordprocessingGroup" xmlns:wpi="http://schemas.microsoft.com/office/word/2010/wordprocessingInk" xmlns:wps="http://schemas.microsoft.com/office/word/2010/wordprocessingShape" xmlns:o="urn:schemas-microsoft-com:office:office" xmlns:v="urn:schemas-microsoft-com:vml" xmlns:w10="urn:schemas-microsoft-com:office:word" xmlns:w="http://schemas.openxmlformats.org/wordprocessingml/2006/main" xmlns:w14="http://schemas.microsoft.com/office/word/2010/wordml" xmlns:w15="http://schemas.microsoft.com/office/word/2012/wordml" xmlns:w16cex="http://schemas.microsoft.com/office/word/2018/wordml/cex" xmlns:w16cid="http://schemas.microsoft.com/office/word/2016/wordml/cid" xmlns:w16="http://schemas.microsoft.com/office/word/2018/wordml" xmlns:w16sdtdh="http://schemas.microsoft.com/office/word/2020/wordml/sdtdatahash" xmlns:w16sdtfl="http://schemas.microsoft.com/office/word/2024/wordml/sdtformatlock" xmlns:w16se="http://schemas.microsoft.com/office/word/2015/wordml/symex" xmlns:w16du="http://schemas.microsoft.com/office/word/2023/wordml/word16du" xmlns:wne="http://schemas.microsoft.com/office/word/2006/wordml" mc:Ignorable="w14 w15 w16se w16cid w16 w16cex w16sdtdh w16sdtfl w16du wp14">
   <w:endnote w:type="separator" w:id="-1">
     <w:p>
       <w:r>
@@ -6497,7 +6429,7 @@
 </file>
 
 <file path=word/footer1.xml><?xml version="1.0" encoding="utf-8"?>
-<w:ftr xmlns:wpc="http://schemas.microsoft.com/office/word/2010/wordprocessingCanvas" xmlns:cx="http://schemas.microsoft.com/office/drawing/2014/chartex" xmlns:cx1="http://schemas.microsoft.com/office/drawing/2015/9/8/chartex" xmlns:cx2="http://schemas.microsoft.com/office/drawing/2015/10/21/chartex" xmlns:cx3="http://schemas.microsoft.com/office/drawing/2016/5/9/chartex" xmlns:cx4="http://schemas.microsoft.com/office/drawing/2016/5/10/chartex" xmlns:cx5="http://schemas.microsoft.com/office/drawing/2016/5/11/chartex" xmlns:cx6="http://schemas.microsoft.com/office/drawing/2016/5/12/chartex" xmlns:cx7="http://schemas.microsoft.com/office/drawing/2016/5/13/chartex" xmlns:cx8="http://schemas.microsoft.com/office/drawing/2016/5/14/chartex" xmlns:mc="http://schemas.openxmlformats.org/markup-compatibility/2006" xmlns:m="http://schemas.openxmlformats.org/officeDocument/2006/math" xmlns:aink="http://schemas.microsoft.com/office/drawing/2016/ink" xmlns:am3d="http://schemas.microsoft.com/office/drawing/2017/model3d" xmlns:oel="http://schemas.microsoft.com/office/2019/extlst" xmlns:r="http://schemas.openxmlformats.org/officeDocument/2006/relationships" xmlns:wp14="http://schemas.microsoft.com/office/word/2010/wordprocessingDrawing" xmlns:wp="http://schemas.openxmlformats.org/drawingml/2006/wordprocessingDrawing" xmlns:wpg="http://schemas.microsoft.com/office/word/2010/wordprocessingGroup" xmlns:wpi="http://schemas.microsoft.com/office/word/2010/wordprocessingInk" xmlns:wps="http://schemas.microsoft.com/office/word/2010/wordprocessingShape" xmlns:o="urn:schemas-microsoft-com:office:office" xmlns:v="urn:schemas-microsoft-com:vml" xmlns:w10="urn:schemas-microsoft-com:office:word" xmlns:w="http://schemas.openxmlformats.org/wordprocessingml/2006/main" xmlns:w14="http://schemas.microsoft.com/office/word/2010/wordml" xmlns:w15="http://schemas.microsoft.com/office/word/2012/wordml" xmlns:w16cei="http://schemas.microsoft.com/office/word/2026/wordml/cei" xmlns:w16cex="http://schemas.microsoft.com/office/word/2018/wordml/cex" xmlns:w16cid="http://schemas.microsoft.com/office/word/2016/wordml/cid" xmlns:w16="http://schemas.microsoft.com/office/word/2018/wordml" xmlns:w16sdtdh="http://schemas.microsoft.com/office/word/2020/wordml/sdtdatahash" xmlns:w16sdtfl="http://schemas.microsoft.com/office/word/2024/wordml/sdtformatlock" xmlns:w16se="http://schemas.microsoft.com/office/word/2015/wordml/symex" xmlns:w16du="http://schemas.microsoft.com/office/word/2023/wordml/word16du" xmlns:wne="http://schemas.microsoft.com/office/word/2006/wordml" mc:Ignorable="w14 w15 w16se w16cid w16 w16cex w16sdtdh w16sdtfl w16du wp14">
+<w:ftr xmlns:wpc="http://schemas.microsoft.com/office/word/2010/wordprocessingCanvas" xmlns:cx="http://schemas.microsoft.com/office/drawing/2014/chartex" xmlns:cx1="http://schemas.microsoft.com/office/drawing/2015/9/8/chartex" xmlns:cx2="http://schemas.microsoft.com/office/drawing/2015/10/21/chartex" xmlns:cx3="http://schemas.microsoft.com/office/drawing/2016/5/9/chartex" xmlns:cx4="http://schemas.microsoft.com/office/drawing/2016/5/10/chartex" xmlns:cx5="http://schemas.microsoft.com/office/drawing/2016/5/11/chartex" xmlns:cx6="http://schemas.microsoft.com/office/drawing/2016/5/12/chartex" xmlns:cx7="http://schemas.microsoft.com/office/drawing/2016/5/13/chartex" xmlns:cx8="http://schemas.microsoft.com/office/drawing/2016/5/14/chartex" xmlns:mc="http://schemas.openxmlformats.org/markup-compatibility/2006" xmlns:m="http://schemas.openxmlformats.org/officeDocument/2006/math" xmlns:aink="http://schemas.microsoft.com/office/drawing/2016/ink" xmlns:am3d="http://schemas.microsoft.com/office/drawing/2017/model3d" xmlns:oel="http://schemas.microsoft.com/office/2019/extlst" xmlns:r="http://schemas.openxmlformats.org/officeDocument/2006/relationships" xmlns:wp14="http://schemas.microsoft.com/office/word/2010/wordprocessingDrawing" xmlns:wp="http://schemas.openxmlformats.org/drawingml/2006/wordprocessingDrawing" xmlns:wpg="http://schemas.microsoft.com/office/word/2010/wordprocessingGroup" xmlns:wpi="http://schemas.microsoft.com/office/word/2010/wordprocessingInk" xmlns:wps="http://schemas.microsoft.com/office/word/2010/wordprocessingShape" xmlns:o="urn:schemas-microsoft-com:office:office" xmlns:v="urn:schemas-microsoft-com:vml" xmlns:w10="urn:schemas-microsoft-com:office:word" xmlns:w="http://schemas.openxmlformats.org/wordprocessingml/2006/main" xmlns:w14="http://schemas.microsoft.com/office/word/2010/wordml" xmlns:w15="http://schemas.microsoft.com/office/word/2012/wordml" xmlns:w16cex="http://schemas.microsoft.com/office/word/2018/wordml/cex" xmlns:w16cid="http://schemas.microsoft.com/office/word/2016/wordml/cid" xmlns:w16="http://schemas.microsoft.com/office/word/2018/wordml" xmlns:w16sdtdh="http://schemas.microsoft.com/office/word/2020/wordml/sdtdatahash" xmlns:w16sdtfl="http://schemas.microsoft.com/office/word/2024/wordml/sdtformatlock" xmlns:w16se="http://schemas.microsoft.com/office/word/2015/wordml/symex" xmlns:w16du="http://schemas.microsoft.com/office/word/2023/wordml/word16du" xmlns:wne="http://schemas.microsoft.com/office/word/2006/wordml" mc:Ignorable="w14 w15 w16se w16cid w16 w16cex w16sdtdh w16sdtfl w16du wp14">
   <w:p>
     <w:pPr>
       <w:pStyle w:val="BodyText"/>
@@ -7075,7 +7007,7 @@
 </file>
 
 <file path=word/footnotes.xml><?xml version="1.0" encoding="utf-8"?>
-<w:footnotes xmlns:wpc="http://schemas.microsoft.com/office/word/2010/wordprocessingCanvas" xmlns:cx="http://schemas.microsoft.com/office/drawing/2014/chartex" xmlns:cx1="http://schemas.microsoft.com/office/drawing/2015/9/8/chartex" xmlns:cx2="http://schemas.microsoft.com/office/drawing/2015/10/21/chartex" xmlns:cx3="http://schemas.microsoft.com/office/drawing/2016/5/9/chartex" xmlns:cx4="http://schemas.microsoft.com/office/drawing/2016/5/10/chartex" xmlns:cx5="http://schemas.microsoft.com/office/drawing/2016/5/11/chartex" xmlns:cx6="http://schemas.microsoft.com/office/drawing/2016/5/12/chartex" xmlns:cx7="http://schemas.microsoft.com/office/drawing/2016/5/13/chartex" xmlns:cx8="http://schemas.microsoft.com/office/drawing/2016/5/14/chartex" xmlns:mc="http://schemas.openxmlformats.org/markup-compatibility/2006" xmlns:m="http://schemas.openxmlformats.org/officeDocument/2006/math" xmlns:aink="http://schemas.microsoft.com/office/drawing/2016/ink" xmlns:am3d="http://schemas.microsoft.com/office/drawing/2017/model3d" xmlns:oel="http://schemas.microsoft.com/office/2019/extlst" xmlns:r="http://schemas.openxmlformats.org/officeDocument/2006/relationships" xmlns:wp14="http://schemas.microsoft.com/office/word/2010/wordprocessingDrawing" xmlns:wp="http://schemas.openxmlformats.org/drawingml/2006/wordprocessingDrawing" xmlns:wpg="http://schemas.microsoft.com/office/word/2010/wordprocessingGroup" xmlns:wpi="http://schemas.microsoft.com/office/word/2010/wordprocessingInk" xmlns:wps="http://schemas.microsoft.com/office/word/2010/wordprocessingShape" xmlns:o="urn:schemas-microsoft-com:office:office" xmlns:v="urn:schemas-microsoft-com:vml" xmlns:w10="urn:schemas-microsoft-com:office:word" xmlns:w="http://schemas.openxmlformats.org/wordprocessingml/2006/main" xmlns:w14="http://schemas.microsoft.com/office/word/2010/wordml" xmlns:w15="http://schemas.microsoft.com/office/word/2012/wordml" xmlns:w16cei="http://schemas.microsoft.com/office/word/2026/wordml/cei" xmlns:w16cex="http://schemas.microsoft.com/office/word/2018/wordml/cex" xmlns:w16cid="http://schemas.microsoft.com/office/word/2016/wordml/cid" xmlns:w16="http://schemas.microsoft.com/office/word/2018/wordml" xmlns:w16sdtdh="http://schemas.microsoft.com/office/word/2020/wordml/sdtdatahash" xmlns:w16sdtfl="http://schemas.microsoft.com/office/word/2024/wordml/sdtformatlock" xmlns:w16se="http://schemas.microsoft.com/office/word/2015/wordml/symex" xmlns:w16du="http://schemas.microsoft.com/office/word/2023/wordml/word16du" xmlns:wne="http://schemas.microsoft.com/office/word/2006/wordml" mc:Ignorable="w14 w15 w16se w16cid w16 w16cex w16sdtdh w16sdtfl w16du wp14">
+<w:footnotes xmlns:wpc="http://schemas.microsoft.com/office/word/2010/wordprocessingCanvas" xmlns:cx="http://schemas.microsoft.com/office/drawing/2014/chartex" xmlns:cx1="http://schemas.microsoft.com/office/drawing/2015/9/8/chartex" xmlns:cx2="http://schemas.microsoft.com/office/drawing/2015/10/21/chartex" xmlns:cx3="http://schemas.microsoft.com/office/drawing/2016/5/9/chartex" xmlns:cx4="http://schemas.microsoft.com/office/drawing/2016/5/10/chartex" xmlns:cx5="http://schemas.microsoft.com/office/drawing/2016/5/11/chartex" xmlns:cx6="http://schemas.microsoft.com/office/drawing/2016/5/12/chartex" xmlns:cx7="http://schemas.microsoft.com/office/drawing/2016/5/13/chartex" xmlns:cx8="http://schemas.microsoft.com/office/drawing/2016/5/14/chartex" xmlns:mc="http://schemas.openxmlformats.org/markup-compatibility/2006" xmlns:m="http://schemas.openxmlformats.org/officeDocument/2006/math" xmlns:aink="http://schemas.microsoft.com/office/drawing/2016/ink" xmlns:am3d="http://schemas.microsoft.com/office/drawing/2017/model3d" xmlns:oel="http://schemas.microsoft.com/office/2019/extlst" xmlns:r="http://schemas.openxmlformats.org/officeDocument/2006/relationships" xmlns:wp14="http://schemas.microsoft.com/office/word/2010/wordprocessingDrawing" xmlns:wp="http://schemas.openxmlformats.org/drawingml/2006/wordprocessingDrawing" xmlns:wpg="http://schemas.microsoft.com/office/word/2010/wordprocessingGroup" xmlns:wpi="http://schemas.microsoft.com/office/word/2010/wordprocessingInk" xmlns:wps="http://schemas.microsoft.com/office/word/2010/wordprocessingShape" xmlns:o="urn:schemas-microsoft-com:office:office" xmlns:v="urn:schemas-microsoft-com:vml" xmlns:w10="urn:schemas-microsoft-com:office:word" xmlns:w="http://schemas.openxmlformats.org/wordprocessingml/2006/main" xmlns:w14="http://schemas.microsoft.com/office/word/2010/wordml" xmlns:w15="http://schemas.microsoft.com/office/word/2012/wordml" xmlns:w16cex="http://schemas.microsoft.com/office/word/2018/wordml/cex" xmlns:w16cid="http://schemas.microsoft.com/office/word/2016/wordml/cid" xmlns:w16="http://schemas.microsoft.com/office/word/2018/wordml" xmlns:w16sdtdh="http://schemas.microsoft.com/office/word/2020/wordml/sdtdatahash" xmlns:w16sdtfl="http://schemas.microsoft.com/office/word/2024/wordml/sdtformatlock" xmlns:w16se="http://schemas.microsoft.com/office/word/2015/wordml/symex" xmlns:w16du="http://schemas.microsoft.com/office/word/2023/wordml/word16du" xmlns:wne="http://schemas.microsoft.com/office/word/2006/wordml" mc:Ignorable="w14 w15 w16se w16cid w16 w16cex w16sdtdh w16sdtfl w16du wp14">
   <w:footnote w:type="separator" w:id="-1">
     <w:p>
       <w:r>
@@ -7094,7 +7026,7 @@
 </file>
 
 <file path=word/numbering.xml><?xml version="1.0" encoding="utf-8"?>
-<w:numbering xmlns:wpc="http://schemas.microsoft.com/office/word/2010/wordprocessingCanvas" xmlns:cx="http://schemas.microsoft.com/office/drawing/2014/chartex" xmlns:cx1="http://schemas.microsoft.com/office/drawing/2015/9/8/chartex" xmlns:cx2="http://schemas.microsoft.com/office/drawing/2015/10/21/chartex" xmlns:cx3="http://schemas.microsoft.com/office/drawing/2016/5/9/chartex" xmlns:cx4="http://schemas.microsoft.com/office/drawing/2016/5/10/chartex" xmlns:cx5="http://schemas.microsoft.com/office/drawing/2016/5/11/chartex" xmlns:cx6="http://schemas.microsoft.com/office/drawing/2016/5/12/chartex" xmlns:cx7="http://schemas.microsoft.com/office/drawing/2016/5/13/chartex" xmlns:cx8="http://schemas.microsoft.com/office/drawing/2016/5/14/chartex" xmlns:mc="http://schemas.openxmlformats.org/markup-compatibility/2006" xmlns:m="http://schemas.openxmlformats.org/officeDocument/2006/math" xmlns:aink="http://schemas.microsoft.com/office/drawing/2016/ink" xmlns:am3d="http://schemas.microsoft.com/office/drawing/2017/model3d" xmlns:oel="http://schemas.microsoft.com/office/2019/extlst" xmlns:r="http://schemas.openxmlformats.org/officeDocument/2006/relationships" xmlns:wp14="http://schemas.microsoft.com/office/word/2010/wordprocessingDrawing" xmlns:wp="http://schemas.openxmlformats.org/drawingml/2006/wordprocessingDrawing" xmlns:wpg="http://schemas.microsoft.com/office/word/2010/wordprocessingGroup" xmlns:wpi="http://schemas.microsoft.com/office/word/2010/wordprocessingInk" xmlns:wps="http://schemas.microsoft.com/office/word/2010/wordprocessingShape" xmlns:o="urn:schemas-microsoft-com:office:office" xmlns:v="urn:schemas-microsoft-com:vml" xmlns:w10="urn:schemas-microsoft-com:office:word" xmlns:w="http://schemas.openxmlformats.org/wordprocessingml/2006/main" xmlns:w14="http://schemas.microsoft.com/office/word/2010/wordml" xmlns:w15="http://schemas.microsoft.com/office/word/2012/wordml" xmlns:w16cei="http://schemas.microsoft.com/office/word/2026/wordml/cei" xmlns:w16cex="http://schemas.microsoft.com/office/word/2018/wordml/cex" xmlns:w16cid="http://schemas.microsoft.com/office/word/2016/wordml/cid" xmlns:w16="http://schemas.microsoft.com/office/word/2018/wordml" xmlns:w16sdtdh="http://schemas.microsoft.com/office/word/2020/wordml/sdtdatahash" xmlns:w16sdtfl="http://schemas.microsoft.com/office/word/2024/wordml/sdtformatlock" xmlns:w16se="http://schemas.microsoft.com/office/word/2015/wordml/symex" xmlns:w16du="http://schemas.microsoft.com/office/word/2023/wordml/word16du" xmlns:wne="http://schemas.microsoft.com/office/word/2006/wordml" mc:Ignorable="w14 w15 w16se w16cid w16 w16cex w16sdtdh w16sdtfl w16du wp14">
+<w:numbering xmlns:wpc="http://schemas.microsoft.com/office/word/2010/wordprocessingCanvas" xmlns:cx="http://schemas.microsoft.com/office/drawing/2014/chartex" xmlns:cx1="http://schemas.microsoft.com/office/drawing/2015/9/8/chartex" xmlns:cx2="http://schemas.microsoft.com/office/drawing/2015/10/21/chartex" xmlns:cx3="http://schemas.microsoft.com/office/drawing/2016/5/9/chartex" xmlns:cx4="http://schemas.microsoft.com/office/drawing/2016/5/10/chartex" xmlns:cx5="http://schemas.microsoft.com/office/drawing/2016/5/11/chartex" xmlns:cx6="http://schemas.microsoft.com/office/drawing/2016/5/12/chartex" xmlns:cx7="http://schemas.microsoft.com/office/drawing/2016/5/13/chartex" xmlns:cx8="http://schemas.microsoft.com/office/drawing/2016/5/14/chartex" xmlns:mc="http://schemas.openxmlformats.org/markup-compatibility/2006" xmlns:m="http://schemas.openxmlformats.org/officeDocument/2006/math" xmlns:aink="http://schemas.microsoft.com/office/drawing/2016/ink" xmlns:am3d="http://schemas.microsoft.com/office/drawing/2017/model3d" xmlns:oel="http://schemas.microsoft.com/office/2019/extlst" xmlns:r="http://schemas.openxmlformats.org/officeDocument/2006/relationships" xmlns:wp14="http://schemas.microsoft.com/office/word/2010/wordprocessingDrawing" xmlns:wp="http://schemas.openxmlformats.org/drawingml/2006/wordprocessingDrawing" xmlns:wpg="http://schemas.microsoft.com/office/word/2010/wordprocessingGroup" xmlns:wpi="http://schemas.microsoft.com/office/word/2010/wordprocessingInk" xmlns:wps="http://schemas.microsoft.com/office/word/2010/wordprocessingShape" xmlns:o="urn:schemas-microsoft-com:office:office" xmlns:v="urn:schemas-microsoft-com:vml" xmlns:w10="urn:schemas-microsoft-com:office:word" xmlns:w="http://schemas.openxmlformats.org/wordprocessingml/2006/main" xmlns:w14="http://schemas.microsoft.com/office/word/2010/wordml" xmlns:w15="http://schemas.microsoft.com/office/word/2012/wordml" xmlns:w16cex="http://schemas.microsoft.com/office/word/2018/wordml/cex" xmlns:w16cid="http://schemas.microsoft.com/office/word/2016/wordml/cid" xmlns:w16="http://schemas.microsoft.com/office/word/2018/wordml" xmlns:w16sdtdh="http://schemas.microsoft.com/office/word/2020/wordml/sdtdatahash" xmlns:w16sdtfl="http://schemas.microsoft.com/office/word/2024/wordml/sdtformatlock" xmlns:w16se="http://schemas.microsoft.com/office/word/2015/wordml/symex" xmlns:w16du="http://schemas.microsoft.com/office/word/2023/wordml/word16du" xmlns:wne="http://schemas.microsoft.com/office/word/2006/wordml" mc:Ignorable="w14 w15 w16se w16cid w16 w16cex w16sdtdh w16sdtfl w16du wp14">
   <w:abstractNum w:abstractNumId="0" w15:restartNumberingAfterBreak="0">
     <w:nsid w:val="72847AD6"/>
     <w:multiLevelType w:val="hybridMultilevel"/>
@@ -7699,6 +7631,7 @@
   <w:style w:type="paragraph" w:styleId="BodyText">
     <w:name w:val="Body Text"/>
     <w:basedOn w:val="Normal"/>
+    <w:link w:val="BodyTextChar"/>
     <w:uiPriority w:val="1"/>
     <w:qFormat/>
     <w:rPr>
@@ -7721,6 +7654,18 @@
     <w:basedOn w:val="Normal"/>
     <w:uiPriority w:val="1"/>
     <w:qFormat/>
+  </w:style>
+  <w:style w:type="character" w:customStyle="1" w:styleId="BodyTextChar">
+    <w:name w:val="Body Text Char"/>
+    <w:basedOn w:val="DefaultParagraphFont"/>
+    <w:link w:val="BodyText"/>
+    <w:uiPriority w:val="1"/>
+    <w:rsid w:val="007F3B7F"/>
+    <w:rPr>
+      <w:rFonts w:ascii="Times New Roman" w:eastAsia="Times New Roman" w:hAnsi="Times New Roman" w:cs="Times New Roman"/>
+      <w:sz w:val="20"/>
+      <w:szCs w:val="20"/>
+    </w:rPr>
   </w:style>
 </w:styles>
 </file>
